--- a/0-开发工具/3-软件编程工具/1-dbeaver使用说明.docx
+++ b/0-开发工具/3-软件编程工具/1-dbeaver使用说明.docx
@@ -1,6 +1,6 @@
 
 <file path=word/document.xml><?xml version="1.0" encoding="utf-8"?>
-<w:document xmlns:wpc="http://schemas.microsoft.com/office/word/2010/wordprocessingCanvas" xmlns:cx="http://schemas.microsoft.com/office/drawing/2014/chartex" xmlns:cx1="http://schemas.microsoft.com/office/drawing/2015/9/8/chartex" xmlns:cx2="http://schemas.microsoft.com/office/drawing/2015/10/21/chartex" xmlns:cx3="http://schemas.microsoft.com/office/drawing/2016/5/9/chartex" xmlns:cx4="http://schemas.microsoft.com/office/drawing/2016/5/10/chartex" xmlns:cx5="http://schemas.microsoft.com/office/drawing/2016/5/11/chartex" xmlns:cx6="http://schemas.microsoft.com/office/drawing/2016/5/12/chartex" xmlns:cx7="http://schemas.microsoft.com/office/drawing/2016/5/13/chartex" xmlns:cx8="http://schemas.microsoft.com/office/drawing/2016/5/14/chartex" xmlns:mc="http://schemas.openxmlformats.org/markup-compatibility/2006" xmlns:aink="http://schemas.microsoft.com/office/drawing/2016/ink" xmlns:am3d="http://schemas.microsoft.com/office/drawing/2017/model3d" xmlns:o="urn:schemas-microsoft-com:office:office" xmlns:r="http://schemas.openxmlformats.org/officeDocument/2006/relationships" xmlns:m="http://schemas.openxmlformats.org/officeDocument/2006/math" xmlns:v="urn:schemas-microsoft-com:vml" xmlns:wp14="http://schemas.microsoft.com/office/word/2010/wordprocessingDrawing" xmlns:wp="http://schemas.openxmlformats.org/drawingml/2006/wordprocessingDrawing" xmlns:w10="urn:schemas-microsoft-com:office:word" xmlns:w="http://schemas.openxmlformats.org/wordprocessingml/2006/main" xmlns:w14="http://schemas.microsoft.com/office/word/2010/wordml" xmlns:w15="http://schemas.microsoft.com/office/word/2012/wordml" xmlns:w16cex="http://schemas.microsoft.com/office/word/2018/wordml/cex" xmlns:w16cid="http://schemas.microsoft.com/office/word/2016/wordml/cid" xmlns:w16="http://schemas.microsoft.com/office/word/2018/wordml" xmlns:w16sdtdh="http://schemas.microsoft.com/office/word/2020/wordml/sdtdatahash" xmlns:w16se="http://schemas.microsoft.com/office/word/2015/wordml/symex" xmlns:wpg="http://schemas.microsoft.com/office/word/2010/wordprocessingGroup" xmlns:wpi="http://schemas.microsoft.com/office/word/2010/wordprocessingInk" xmlns:wne="http://schemas.microsoft.com/office/word/2006/wordml" xmlns:wps="http://schemas.microsoft.com/office/word/2010/wordprocessingShape" mc:Ignorable="w14 w15 w16se w16cid w16 w16cex w16sdtdh wp14">
+<w:document xmlns:wpc="http://schemas.microsoft.com/office/word/2010/wordprocessingCanvas" xmlns:cx="http://schemas.microsoft.com/office/drawing/2014/chartex" xmlns:cx1="http://schemas.microsoft.com/office/drawing/2015/9/8/chartex" xmlns:cx2="http://schemas.microsoft.com/office/drawing/2015/10/21/chartex" xmlns:cx3="http://schemas.microsoft.com/office/drawing/2016/5/9/chartex" xmlns:cx4="http://schemas.microsoft.com/office/drawing/2016/5/10/chartex" xmlns:cx5="http://schemas.microsoft.com/office/drawing/2016/5/11/chartex" xmlns:cx6="http://schemas.microsoft.com/office/drawing/2016/5/12/chartex" xmlns:cx7="http://schemas.microsoft.com/office/drawing/2016/5/13/chartex" xmlns:cx8="http://schemas.microsoft.com/office/drawing/2016/5/14/chartex" xmlns:mc="http://schemas.openxmlformats.org/markup-compatibility/2006" xmlns:aink="http://schemas.microsoft.com/office/drawing/2016/ink" xmlns:am3d="http://schemas.microsoft.com/office/drawing/2017/model3d" xmlns:o="urn:schemas-microsoft-com:office:office" xmlns:oel="http://schemas.microsoft.com/office/2019/extlst" xmlns:r="http://schemas.openxmlformats.org/officeDocument/2006/relationships" xmlns:m="http://schemas.openxmlformats.org/officeDocument/2006/math" xmlns:v="urn:schemas-microsoft-com:vml" xmlns:wp14="http://schemas.microsoft.com/office/word/2010/wordprocessingDrawing" xmlns:wp="http://schemas.openxmlformats.org/drawingml/2006/wordprocessingDrawing" xmlns:w10="urn:schemas-microsoft-com:office:word" xmlns:w="http://schemas.openxmlformats.org/wordprocessingml/2006/main" xmlns:w14="http://schemas.microsoft.com/office/word/2010/wordml" xmlns:w15="http://schemas.microsoft.com/office/word/2012/wordml" xmlns:w16cex="http://schemas.microsoft.com/office/word/2018/wordml/cex" xmlns:w16cid="http://schemas.microsoft.com/office/word/2016/wordml/cid" xmlns:w16="http://schemas.microsoft.com/office/word/2018/wordml" xmlns:w16du="http://schemas.microsoft.com/office/word/2023/wordml/word16du" xmlns:w16sdtdh="http://schemas.microsoft.com/office/word/2020/wordml/sdtdatahash" xmlns:w16sdtfl="http://schemas.microsoft.com/office/word/2024/wordml/sdtformatlock" xmlns:w16se="http://schemas.microsoft.com/office/word/2015/wordml/symex" xmlns:wpg="http://schemas.microsoft.com/office/word/2010/wordprocessingGroup" xmlns:wpi="http://schemas.microsoft.com/office/word/2010/wordprocessingInk" xmlns:wne="http://schemas.microsoft.com/office/word/2006/wordml" xmlns:wps="http://schemas.microsoft.com/office/word/2010/wordprocessingShape" mc:Ignorable="w14 w15 w16se w16cid w16 w16cex w16sdtdh w16sdtfl w16du wp14">
   <w:body>
     <w:p>
       <w:pPr>
@@ -226,6 +226,7 @@
         <w:rPr>
           <w:rFonts w:hint="eastAsia"/>
         </w:rPr>
+        <w:lastRenderedPageBreak/>
         <w:t>M</w:t>
       </w:r>
       <w:r>
@@ -249,28 +250,24 @@
         <w:rPr>
           <w:rFonts w:hint="eastAsia"/>
         </w:rPr>
-        <w:t>1</w:t>
-      </w:r>
-      <w:r>
-        <w:t>.</w:t>
-      </w:r>
-      <w:r>
-        <w:rPr>
-          <w:rFonts w:hint="eastAsia"/>
-        </w:rPr>
-        <w:t>连接设置</w:t>
-      </w:r>
-    </w:p>
-    <w:p>
+        <w:t>1.0导入sql脚本</w:t>
+      </w:r>
+    </w:p>
+    <w:p>
+      <w:pPr>
+        <w:rPr>
+          <w:rFonts w:hint="eastAsia"/>
+        </w:rPr>
+      </w:pPr>
       <w:r>
         <w:rPr>
           <w:noProof/>
         </w:rPr>
         <w:drawing>
-          <wp:inline distT="0" distB="0" distL="0" distR="0" wp14:anchorId="17C8D732" wp14:editId="0EF45D81">
-            <wp:extent cx="4145280" cy="4030992"/>
-            <wp:effectExtent l="0" t="0" r="7620" b="7620"/>
-            <wp:docPr id="23" name="图片 23"/>
+          <wp:inline distT="0" distB="0" distL="0" distR="0" wp14:anchorId="2A72A919" wp14:editId="6331F405">
+            <wp:extent cx="3659182" cy="4857029"/>
+            <wp:effectExtent l="0" t="0" r="0" b="1270"/>
+            <wp:docPr id="1641540686" name="图片 1"/>
             <wp:cNvGraphicFramePr>
               <a:graphicFrameLocks xmlns:a="http://schemas.openxmlformats.org/drawingml/2006/main" noChangeAspect="1"/>
             </wp:cNvGraphicFramePr>
@@ -278,7 +275,7 @@
               <a:graphicData uri="http://schemas.openxmlformats.org/drawingml/2006/picture">
                 <pic:pic xmlns:pic="http://schemas.openxmlformats.org/drawingml/2006/picture">
                   <pic:nvPicPr>
-                    <pic:cNvPr id="1" name=""/>
+                    <pic:cNvPr id="1641540686" name=""/>
                     <pic:cNvPicPr/>
                   </pic:nvPicPr>
                   <pic:blipFill>
@@ -290,7 +287,7 @@
                   <pic:spPr>
                     <a:xfrm>
                       <a:off x="0" y="0"/>
-                      <a:ext cx="4148768" cy="4034384"/>
+                      <a:ext cx="3661047" cy="4859504"/>
                     </a:xfrm>
                     <a:prstGeom prst="rect">
                       <a:avLst/>
@@ -303,7 +300,6 @@
         </w:drawing>
       </w:r>
     </w:p>
-    <w:p/>
     <w:p>
       <w:pPr>
         <w:pStyle w:val="2"/>
@@ -313,7 +309,7 @@
           <w:rFonts w:hint="eastAsia"/>
         </w:rPr>
         <w:lastRenderedPageBreak/>
-        <w:t>2</w:t>
+        <w:t>1</w:t>
       </w:r>
       <w:r>
         <w:t>.</w:t>
@@ -322,37 +318,25 @@
         <w:rPr>
           <w:rFonts w:hint="eastAsia"/>
         </w:rPr>
-        <w:t>导入脚本</w:t>
-      </w:r>
-      <w:r>
-        <w:t>-</w:t>
-      </w:r>
-      <w:r>
-        <w:rPr>
-          <w:rFonts w:hint="eastAsia"/>
-        </w:rPr>
-        <w:t>设置编码</w:t>
-      </w:r>
-      <w:r>
-        <w:br w:type="page"/>
-      </w:r>
-    </w:p>
-    <w:p>
-      <w:pPr>
-        <w:rPr>
-          <w:rFonts w:hint="eastAsia"/>
-        </w:rPr>
-      </w:pPr>
+        <w:t>1</w:t>
+      </w:r>
+      <w:r>
+        <w:rPr>
+          <w:rFonts w:hint="eastAsia"/>
+        </w:rPr>
+        <w:t>连接设置</w:t>
+      </w:r>
+    </w:p>
+    <w:p>
       <w:r>
         <w:rPr>
           <w:noProof/>
         </w:rPr>
-        <w:lastRenderedPageBreak/>
         <w:drawing>
-          <wp:inline distT="0" distB="0" distL="0" distR="0" wp14:anchorId="6C49DA10" wp14:editId="57A6BE10">
-            <wp:extent cx="5274310" cy="2402205"/>
-            <wp:effectExtent l="0" t="0" r="2540" b="0"/>
-            <wp:docPr id="24" name="图片 24"/>
+          <wp:inline distT="0" distB="0" distL="0" distR="0" wp14:anchorId="17C8D732" wp14:editId="0EF45D81">
+            <wp:extent cx="4145280" cy="4030992"/>
+            <wp:effectExtent l="0" t="0" r="7620" b="7620"/>
+            <wp:docPr id="23" name="图片 23"/>
             <wp:cNvGraphicFramePr>
               <a:graphicFrameLocks xmlns:a="http://schemas.openxmlformats.org/drawingml/2006/main" noChangeAspect="1"/>
             </wp:cNvGraphicFramePr>
@@ -372,7 +356,7 @@
                   <pic:spPr>
                     <a:xfrm>
                       <a:off x="0" y="0"/>
-                      <a:ext cx="5274310" cy="2402205"/>
+                      <a:ext cx="4148768" cy="4034384"/>
                     </a:xfrm>
                     <a:prstGeom prst="rect">
                       <a:avLst/>
@@ -385,23 +369,6 @@
         </w:drawing>
       </w:r>
     </w:p>
-    <w:p>
-      <w:pPr>
-        <w:rPr>
-          <w:rFonts w:hint="eastAsia"/>
-        </w:rPr>
-      </w:pPr>
-      <w:r>
-        <w:rPr>
-          <w:rFonts w:ascii="Consolas" w:hAnsi="Consolas"/>
-          <w:color w:val="C0341D"/>
-          <w:sz w:val="18"/>
-          <w:szCs w:val="18"/>
-          <w:shd w:val="clear" w:color="auto" w:fill="FBE5E1"/>
-        </w:rPr>
-        <w:t>--default-character-set=utf8mb4</w:t>
-      </w:r>
-    </w:p>
     <w:p/>
     <w:p>
       <w:pPr>
@@ -411,7 +378,7 @@
         <w:rPr>
           <w:rFonts w:hint="eastAsia"/>
         </w:rPr>
-        <w:t>3</w:t>
+        <w:t>2</w:t>
       </w:r>
       <w:r>
         <w:t>.</w:t>
@@ -420,24 +387,32 @@
         <w:rPr>
           <w:rFonts w:hint="eastAsia"/>
         </w:rPr>
-        <w:t>导入问题</w:t>
-      </w:r>
-    </w:p>
-    <w:p>
-      <w:pPr>
-        <w:rPr>
-          <w:rFonts w:hint="eastAsia"/>
-        </w:rPr>
-      </w:pPr>
+        <w:t>导入脚本</w:t>
+      </w:r>
+      <w:r>
+        <w:t>-</w:t>
+      </w:r>
+      <w:r>
+        <w:rPr>
+          <w:rFonts w:hint="eastAsia"/>
+        </w:rPr>
+        <w:t>设置编码</w:t>
+      </w:r>
+      <w:r>
+        <w:br w:type="page"/>
+      </w:r>
+    </w:p>
+    <w:p>
       <w:r>
         <w:rPr>
           <w:noProof/>
         </w:rPr>
+        <w:lastRenderedPageBreak/>
         <w:drawing>
-          <wp:inline distT="0" distB="0" distL="0" distR="0" wp14:anchorId="6192D912" wp14:editId="47C7D1C2">
-            <wp:extent cx="5274310" cy="2524760"/>
-            <wp:effectExtent l="0" t="0" r="2540" b="8890"/>
-            <wp:docPr id="25" name="图片 25"/>
+          <wp:inline distT="0" distB="0" distL="0" distR="0" wp14:anchorId="6C49DA10" wp14:editId="57A6BE10">
+            <wp:extent cx="5274310" cy="2402205"/>
+            <wp:effectExtent l="0" t="0" r="2540" b="0"/>
+            <wp:docPr id="24" name="图片 24"/>
             <wp:cNvGraphicFramePr>
               <a:graphicFrameLocks xmlns:a="http://schemas.openxmlformats.org/drawingml/2006/main" noChangeAspect="1"/>
             </wp:cNvGraphicFramePr>
@@ -457,7 +432,7 @@
                   <pic:spPr>
                     <a:xfrm>
                       <a:off x="0" y="0"/>
-                      <a:ext cx="5274310" cy="2524760"/>
+                      <a:ext cx="5274310" cy="2402205"/>
                     </a:xfrm>
                     <a:prstGeom prst="rect">
                       <a:avLst/>
@@ -470,19 +445,19 @@
         </w:drawing>
       </w:r>
     </w:p>
+    <w:p>
+      <w:r>
+        <w:rPr>
+          <w:rFonts w:ascii="Consolas" w:hAnsi="Consolas"/>
+          <w:color w:val="C0341D"/>
+          <w:sz w:val="18"/>
+          <w:szCs w:val="18"/>
+          <w:shd w:val="clear" w:color="auto" w:fill="FBE5E1"/>
+        </w:rPr>
+        <w:t>--default-character-set=utf8mb4</w:t>
+      </w:r>
+    </w:p>
     <w:p/>
-    <w:p>
-      <w:pPr>
-        <w:pStyle w:val="1"/>
-      </w:pPr>
-      <w:r>
-        <w:rPr>
-          <w:rFonts w:hint="eastAsia"/>
-        </w:rPr>
-        <w:lastRenderedPageBreak/>
-        <w:t>数据库导出</w:t>
-      </w:r>
-    </w:p>
     <w:p>
       <w:pPr>
         <w:pStyle w:val="2"/>
@@ -491,7 +466,7 @@
         <w:rPr>
           <w:rFonts w:hint="eastAsia"/>
         </w:rPr>
-        <w:t>1</w:t>
+        <w:t>3</w:t>
       </w:r>
       <w:r>
         <w:t>.</w:t>
@@ -500,13 +475,7 @@
         <w:rPr>
           <w:rFonts w:hint="eastAsia"/>
         </w:rPr>
-        <w:t>执行</w:t>
-      </w:r>
-      <w:r>
-        <w:rPr>
-          <w:rFonts w:hint="eastAsia"/>
-        </w:rPr>
-        <w:t>sql脚本</w:t>
+        <w:t>导入问题</w:t>
       </w:r>
     </w:p>
     <w:p>
@@ -515,10 +484,10 @@
           <w:noProof/>
         </w:rPr>
         <w:drawing>
-          <wp:inline distT="0" distB="0" distL="0" distR="0" wp14:anchorId="36385E3E" wp14:editId="42E09027">
-            <wp:extent cx="5274310" cy="1649730"/>
-            <wp:effectExtent l="0" t="0" r="2540" b="7620"/>
-            <wp:docPr id="2" name="图片 2"/>
+          <wp:inline distT="0" distB="0" distL="0" distR="0" wp14:anchorId="6192D912" wp14:editId="47C7D1C2">
+            <wp:extent cx="5274310" cy="2524760"/>
+            <wp:effectExtent l="0" t="0" r="2540" b="8890"/>
+            <wp:docPr id="25" name="图片 25"/>
             <wp:cNvGraphicFramePr>
               <a:graphicFrameLocks xmlns:a="http://schemas.openxmlformats.org/drawingml/2006/main" noChangeAspect="1"/>
             </wp:cNvGraphicFramePr>
@@ -538,7 +507,7 @@
                   <pic:spPr>
                     <a:xfrm>
                       <a:off x="0" y="0"/>
-                      <a:ext cx="5274310" cy="1649730"/>
+                      <a:ext cx="5274310" cy="2524760"/>
                     </a:xfrm>
                     <a:prstGeom prst="rect">
                       <a:avLst/>
@@ -554,13 +523,25 @@
     <w:p/>
     <w:p>
       <w:pPr>
+        <w:pStyle w:val="1"/>
+      </w:pPr>
+      <w:r>
+        <w:rPr>
+          <w:rFonts w:hint="eastAsia"/>
+        </w:rPr>
+        <w:lastRenderedPageBreak/>
+        <w:t>数据库导出</w:t>
+      </w:r>
+    </w:p>
+    <w:p>
+      <w:pPr>
         <w:pStyle w:val="2"/>
       </w:pPr>
       <w:r>
         <w:rPr>
           <w:rFonts w:hint="eastAsia"/>
         </w:rPr>
-        <w:t>2</w:t>
+        <w:t>1</w:t>
       </w:r>
       <w:r>
         <w:t>.</w:t>
@@ -569,7 +550,13 @@
         <w:rPr>
           <w:rFonts w:hint="eastAsia"/>
         </w:rPr>
-        <w:t>导出表结构</w:t>
+        <w:t>执行</w:t>
+      </w:r>
+      <w:r>
+        <w:rPr>
+          <w:rFonts w:hint="eastAsia"/>
+        </w:rPr>
+        <w:t>sql脚本</w:t>
       </w:r>
     </w:p>
     <w:p>
@@ -578,10 +565,10 @@
           <w:noProof/>
         </w:rPr>
         <w:drawing>
-          <wp:inline distT="0" distB="0" distL="0" distR="0" wp14:anchorId="3A55C908" wp14:editId="70F98B58">
-            <wp:extent cx="3024554" cy="2323947"/>
-            <wp:effectExtent l="0" t="0" r="4445" b="635"/>
-            <wp:docPr id="9" name="图片 9"/>
+          <wp:inline distT="0" distB="0" distL="0" distR="0" wp14:anchorId="36385E3E" wp14:editId="42E09027">
+            <wp:extent cx="5274310" cy="1649730"/>
+            <wp:effectExtent l="0" t="0" r="2540" b="7620"/>
+            <wp:docPr id="2" name="图片 2"/>
             <wp:cNvGraphicFramePr>
               <a:graphicFrameLocks xmlns:a="http://schemas.openxmlformats.org/drawingml/2006/main" noChangeAspect="1"/>
             </wp:cNvGraphicFramePr>
@@ -601,7 +588,7 @@
                   <pic:spPr>
                     <a:xfrm>
                       <a:off x="0" y="0"/>
-                      <a:ext cx="3031017" cy="2328913"/>
+                      <a:ext cx="5274310" cy="1649730"/>
                     </a:xfrm>
                     <a:prstGeom prst="rect">
                       <a:avLst/>
@@ -614,16 +601,37 @@
         </w:drawing>
       </w:r>
     </w:p>
+    <w:p/>
+    <w:p>
+      <w:pPr>
+        <w:pStyle w:val="2"/>
+      </w:pPr>
+      <w:r>
+        <w:rPr>
+          <w:rFonts w:hint="eastAsia"/>
+        </w:rPr>
+        <w:t>2</w:t>
+      </w:r>
+      <w:r>
+        <w:t>.</w:t>
+      </w:r>
+      <w:r>
+        <w:rPr>
+          <w:rFonts w:hint="eastAsia"/>
+        </w:rPr>
+        <w:t>导出表结构</w:t>
+      </w:r>
+    </w:p>
     <w:p>
       <w:r>
         <w:rPr>
           <w:noProof/>
         </w:rPr>
         <w:drawing>
-          <wp:inline distT="0" distB="0" distL="0" distR="0" wp14:anchorId="3A32B290" wp14:editId="45F901AC">
-            <wp:extent cx="2004646" cy="1385585"/>
-            <wp:effectExtent l="0" t="0" r="0" b="5080"/>
-            <wp:docPr id="10" name="图片 10"/>
+          <wp:inline distT="0" distB="0" distL="0" distR="0" wp14:anchorId="3A55C908" wp14:editId="70F98B58">
+            <wp:extent cx="3024554" cy="2323947"/>
+            <wp:effectExtent l="0" t="0" r="4445" b="635"/>
+            <wp:docPr id="9" name="图片 9"/>
             <wp:cNvGraphicFramePr>
               <a:graphicFrameLocks xmlns:a="http://schemas.openxmlformats.org/drawingml/2006/main" noChangeAspect="1"/>
             </wp:cNvGraphicFramePr>
@@ -643,7 +651,7 @@
                   <pic:spPr>
                     <a:xfrm>
                       <a:off x="0" y="0"/>
-                      <a:ext cx="2014206" cy="1392193"/>
+                      <a:ext cx="3031017" cy="2328913"/>
                     </a:xfrm>
                     <a:prstGeom prst="rect">
                       <a:avLst/>
@@ -657,36 +665,15 @@
       </w:r>
     </w:p>
     <w:p>
-      <w:pPr>
-        <w:pStyle w:val="2"/>
-      </w:pPr>
-      <w:r>
-        <w:rPr>
-          <w:rFonts w:hint="eastAsia"/>
-        </w:rPr>
-        <w:lastRenderedPageBreak/>
-        <w:t>3</w:t>
-      </w:r>
-      <w:r>
-        <w:t>.</w:t>
-      </w:r>
-      <w:r>
-        <w:rPr>
-          <w:rFonts w:hint="eastAsia"/>
-        </w:rPr>
-        <w:t>导出数据</w:t>
-      </w:r>
-    </w:p>
-    <w:p>
       <w:r>
         <w:rPr>
           <w:noProof/>
         </w:rPr>
         <w:drawing>
-          <wp:inline distT="0" distB="0" distL="0" distR="0" wp14:anchorId="5D4B2964" wp14:editId="1A0111CB">
-            <wp:extent cx="2436839" cy="2057400"/>
-            <wp:effectExtent l="0" t="0" r="1905" b="0"/>
-            <wp:docPr id="15" name="图片 15"/>
+          <wp:inline distT="0" distB="0" distL="0" distR="0" wp14:anchorId="3A32B290" wp14:editId="45F901AC">
+            <wp:extent cx="2004646" cy="1385585"/>
+            <wp:effectExtent l="0" t="0" r="0" b="5080"/>
+            <wp:docPr id="10" name="图片 10"/>
             <wp:cNvGraphicFramePr>
               <a:graphicFrameLocks xmlns:a="http://schemas.openxmlformats.org/drawingml/2006/main" noChangeAspect="1"/>
             </wp:cNvGraphicFramePr>
@@ -706,7 +693,7 @@
                   <pic:spPr>
                     <a:xfrm>
                       <a:off x="0" y="0"/>
-                      <a:ext cx="2444219" cy="2063631"/>
+                      <a:ext cx="2014206" cy="1392193"/>
                     </a:xfrm>
                     <a:prstGeom prst="rect">
                       <a:avLst/>
@@ -718,15 +705,38 @@
           </wp:inline>
         </w:drawing>
       </w:r>
+    </w:p>
+    <w:p>
+      <w:pPr>
+        <w:pStyle w:val="2"/>
+      </w:pPr>
+      <w:r>
+        <w:rPr>
+          <w:rFonts w:hint="eastAsia"/>
+        </w:rPr>
+        <w:lastRenderedPageBreak/>
+        <w:t>3</w:t>
+      </w:r>
+      <w:r>
+        <w:t>.</w:t>
+      </w:r>
+      <w:r>
+        <w:rPr>
+          <w:rFonts w:hint="eastAsia"/>
+        </w:rPr>
+        <w:t>导出数据</w:t>
+      </w:r>
+    </w:p>
+    <w:p>
       <w:r>
         <w:rPr>
           <w:noProof/>
         </w:rPr>
         <w:drawing>
-          <wp:inline distT="0" distB="0" distL="0" distR="0" wp14:anchorId="7C172357" wp14:editId="338973E1">
-            <wp:extent cx="2828576" cy="2051539"/>
-            <wp:effectExtent l="0" t="0" r="0" b="6350"/>
-            <wp:docPr id="16" name="图片 16"/>
+          <wp:inline distT="0" distB="0" distL="0" distR="0" wp14:anchorId="5D4B2964" wp14:editId="1A0111CB">
+            <wp:extent cx="2436839" cy="2057400"/>
+            <wp:effectExtent l="0" t="0" r="1905" b="0"/>
+            <wp:docPr id="15" name="图片 15"/>
             <wp:cNvGraphicFramePr>
               <a:graphicFrameLocks xmlns:a="http://schemas.openxmlformats.org/drawingml/2006/main" noChangeAspect="1"/>
             </wp:cNvGraphicFramePr>
@@ -746,7 +756,7 @@
                   <pic:spPr>
                     <a:xfrm>
                       <a:off x="0" y="0"/>
-                      <a:ext cx="2852670" cy="2069014"/>
+                      <a:ext cx="2444219" cy="2063631"/>
                     </a:xfrm>
                     <a:prstGeom prst="rect">
                       <a:avLst/>
@@ -758,25 +768,15 @@
           </wp:inline>
         </w:drawing>
       </w:r>
-    </w:p>
-    <w:p>
-      <w:r>
-        <w:rPr>
-          <w:rFonts w:hint="eastAsia"/>
-        </w:rPr>
-        <w:t>设定单文件输出</w:t>
-      </w:r>
-    </w:p>
-    <w:p>
       <w:r>
         <w:rPr>
           <w:noProof/>
         </w:rPr>
         <w:drawing>
-          <wp:inline distT="0" distB="0" distL="0" distR="0" wp14:anchorId="052DEF00" wp14:editId="445612A2">
-            <wp:extent cx="2520462" cy="1877753"/>
-            <wp:effectExtent l="0" t="0" r="0" b="8255"/>
-            <wp:docPr id="19" name="图片 19"/>
+          <wp:inline distT="0" distB="0" distL="0" distR="0" wp14:anchorId="7C172357" wp14:editId="338973E1">
+            <wp:extent cx="2828576" cy="2051539"/>
+            <wp:effectExtent l="0" t="0" r="0" b="6350"/>
+            <wp:docPr id="16" name="图片 16"/>
             <wp:cNvGraphicFramePr>
               <a:graphicFrameLocks xmlns:a="http://schemas.openxmlformats.org/drawingml/2006/main" noChangeAspect="1"/>
             </wp:cNvGraphicFramePr>
@@ -796,7 +796,7 @@
                   <pic:spPr>
                     <a:xfrm>
                       <a:off x="0" y="0"/>
-                      <a:ext cx="2525840" cy="1881760"/>
+                      <a:ext cx="2852670" cy="2069014"/>
                     </a:xfrm>
                     <a:prstGeom prst="rect">
                       <a:avLst/>
@@ -809,31 +809,12 @@
         </w:drawing>
       </w:r>
     </w:p>
-    <w:p/>
-    <w:p>
-      <w:pPr>
-        <w:pStyle w:val="2"/>
-      </w:pPr>
-      <w:r>
-        <w:rPr>
-          <w:rFonts w:hint="eastAsia"/>
-        </w:rPr>
-        <w:t>4</w:t>
-      </w:r>
-      <w:r>
-        <w:t>.</w:t>
-      </w:r>
-      <w:r>
-        <w:rPr>
-          <w:rFonts w:hint="eastAsia"/>
-        </w:rPr>
-        <w:t>导出数据库</w:t>
-      </w:r>
-      <w:r>
-        <w:rPr>
-          <w:rFonts w:hint="eastAsia"/>
-        </w:rPr>
-        <w:t>-重要</w:t>
+    <w:p>
+      <w:r>
+        <w:rPr>
+          <w:rFonts w:hint="eastAsia"/>
+        </w:rPr>
+        <w:t>设定单文件输出</w:t>
       </w:r>
     </w:p>
     <w:p>
@@ -842,10 +823,10 @@
           <w:noProof/>
         </w:rPr>
         <w:drawing>
-          <wp:inline distT="0" distB="0" distL="0" distR="0" wp14:anchorId="3FBC2DB2" wp14:editId="7F6EBB87">
-            <wp:extent cx="2864180" cy="1534160"/>
-            <wp:effectExtent l="0" t="0" r="0" b="8890"/>
-            <wp:docPr id="20" name="图片 20"/>
+          <wp:inline distT="0" distB="0" distL="0" distR="0" wp14:anchorId="052DEF00" wp14:editId="445612A2">
+            <wp:extent cx="2520462" cy="1877753"/>
+            <wp:effectExtent l="0" t="0" r="0" b="8255"/>
+            <wp:docPr id="19" name="图片 19"/>
             <wp:cNvGraphicFramePr>
               <a:graphicFrameLocks xmlns:a="http://schemas.openxmlformats.org/drawingml/2006/main" noChangeAspect="1"/>
             </wp:cNvGraphicFramePr>
@@ -865,7 +846,7 @@
                   <pic:spPr>
                     <a:xfrm>
                       <a:off x="0" y="0"/>
-                      <a:ext cx="2869331" cy="1536919"/>
+                      <a:ext cx="2525840" cy="1881760"/>
                     </a:xfrm>
                     <a:prstGeom prst="rect">
                       <a:avLst/>
@@ -878,30 +859,43 @@
         </w:drawing>
       </w:r>
     </w:p>
+    <w:p/>
     <w:p>
       <w:pPr>
-        <w:widowControl/>
-        <w:jc w:val="left"/>
+        <w:pStyle w:val="2"/>
       </w:pPr>
       <w:r>
-        <w:br w:type="page"/>
-      </w:r>
-    </w:p>
-    <w:p>
-      <w:pPr>
-        <w:widowControl/>
-        <w:jc w:val="left"/>
-      </w:pPr>
+        <w:rPr>
+          <w:rFonts w:hint="eastAsia"/>
+        </w:rPr>
+        <w:t>4</w:t>
+      </w:r>
+      <w:r>
+        <w:t>.</w:t>
+      </w:r>
+      <w:r>
+        <w:rPr>
+          <w:rFonts w:hint="eastAsia"/>
+        </w:rPr>
+        <w:t>导出数据库</w:t>
+      </w:r>
+      <w:r>
+        <w:rPr>
+          <w:rFonts w:hint="eastAsia"/>
+        </w:rPr>
+        <w:t>-重要</w:t>
+      </w:r>
+    </w:p>
+    <w:p>
       <w:r>
         <w:rPr>
           <w:noProof/>
         </w:rPr>
-        <w:lastRenderedPageBreak/>
         <w:drawing>
-          <wp:inline distT="0" distB="0" distL="0" distR="0" wp14:anchorId="32097492" wp14:editId="4E14F227">
-            <wp:extent cx="3173671" cy="1996440"/>
-            <wp:effectExtent l="0" t="0" r="8255" b="3810"/>
-            <wp:docPr id="21" name="图片 21"/>
+          <wp:inline distT="0" distB="0" distL="0" distR="0" wp14:anchorId="3FBC2DB2" wp14:editId="7F6EBB87">
+            <wp:extent cx="2864180" cy="1534160"/>
+            <wp:effectExtent l="0" t="0" r="0" b="8890"/>
+            <wp:docPr id="20" name="图片 20"/>
             <wp:cNvGraphicFramePr>
               <a:graphicFrameLocks xmlns:a="http://schemas.openxmlformats.org/drawingml/2006/main" noChangeAspect="1"/>
             </wp:cNvGraphicFramePr>
@@ -921,7 +915,7 @@
                   <pic:spPr>
                     <a:xfrm>
                       <a:off x="0" y="0"/>
-                      <a:ext cx="3177033" cy="1998555"/>
+                      <a:ext cx="2869331" cy="1536919"/>
                     </a:xfrm>
                     <a:prstGeom prst="rect">
                       <a:avLst/>
@@ -934,40 +928,30 @@
         </w:drawing>
       </w:r>
     </w:p>
-    <w:p/>
-    <w:p/>
     <w:p>
       <w:pPr>
-        <w:pStyle w:val="1"/>
+        <w:widowControl/>
+        <w:jc w:val="left"/>
       </w:pPr>
       <w:r>
-        <w:rPr>
-          <w:rFonts w:hint="eastAsia"/>
-        </w:rPr>
-        <w:t>数据库导入</w:t>
+        <w:br w:type="page"/>
       </w:r>
     </w:p>
     <w:p>
       <w:pPr>
-        <w:pStyle w:val="2"/>
+        <w:widowControl/>
+        <w:jc w:val="left"/>
       </w:pPr>
       <w:r>
         <w:rPr>
-          <w:rFonts w:hint="eastAsia"/>
-        </w:rPr>
-        <w:t>数据库脚本导入</w:t>
-      </w:r>
-    </w:p>
-    <w:p>
-      <w:r>
-        <w:rPr>
           <w:noProof/>
         </w:rPr>
+        <w:lastRenderedPageBreak/>
         <w:drawing>
-          <wp:inline distT="0" distB="0" distL="0" distR="0" wp14:anchorId="5808D8D8" wp14:editId="6673C0DD">
-            <wp:extent cx="4465707" cy="2979678"/>
-            <wp:effectExtent l="0" t="0" r="0" b="0"/>
-            <wp:docPr id="17" name="图片 17"/>
+          <wp:inline distT="0" distB="0" distL="0" distR="0" wp14:anchorId="32097492" wp14:editId="4E14F227">
+            <wp:extent cx="3173671" cy="1996440"/>
+            <wp:effectExtent l="0" t="0" r="8255" b="3810"/>
+            <wp:docPr id="21" name="图片 21"/>
             <wp:cNvGraphicFramePr>
               <a:graphicFrameLocks xmlns:a="http://schemas.openxmlformats.org/drawingml/2006/main" noChangeAspect="1"/>
             </wp:cNvGraphicFramePr>
@@ -987,7 +971,7 @@
                   <pic:spPr>
                     <a:xfrm>
                       <a:off x="0" y="0"/>
-                      <a:ext cx="4465707" cy="2979678"/>
+                      <a:ext cx="3177033" cy="1998555"/>
                     </a:xfrm>
                     <a:prstGeom prst="rect">
                       <a:avLst/>
@@ -1000,6 +984,19 @@
         </w:drawing>
       </w:r>
     </w:p>
+    <w:p/>
+    <w:p/>
+    <w:p>
+      <w:pPr>
+        <w:pStyle w:val="1"/>
+      </w:pPr>
+      <w:r>
+        <w:rPr>
+          <w:rFonts w:hint="eastAsia"/>
+        </w:rPr>
+        <w:t>数据库导入</w:t>
+      </w:r>
+    </w:p>
     <w:p>
       <w:pPr>
         <w:pStyle w:val="2"/>
@@ -1008,33 +1005,7 @@
         <w:rPr>
           <w:rFonts w:hint="eastAsia"/>
         </w:rPr>
-        <w:t>数据</w:t>
-      </w:r>
-      <w:r>
-        <w:rPr>
-          <w:rFonts w:hint="eastAsia"/>
-        </w:rPr>
-        <w:t>库</w:t>
-      </w:r>
-      <w:r>
-        <w:rPr>
-          <w:rFonts w:hint="eastAsia"/>
-        </w:rPr>
-        <w:t>表</w:t>
-      </w:r>
-      <w:r>
-        <w:rPr>
-          <w:rFonts w:hint="eastAsia"/>
-        </w:rPr>
-        <w:t>导入</w:t>
-      </w:r>
-    </w:p>
-    <w:p>
-      <w:r>
-        <w:rPr>
-          <w:rFonts w:hint="eastAsia"/>
-        </w:rPr>
-        <w:t>同一张表在不同数据库之间的数据更新。</w:t>
+        <w:t>数据库脚本导入</w:t>
       </w:r>
     </w:p>
     <w:p>
@@ -1042,12 +1013,11 @@
         <w:rPr>
           <w:noProof/>
         </w:rPr>
-        <w:lastRenderedPageBreak/>
         <w:drawing>
-          <wp:inline distT="0" distB="0" distL="0" distR="0" wp14:anchorId="1D0D4209" wp14:editId="4411AEA3">
-            <wp:extent cx="2801140" cy="1547446"/>
+          <wp:inline distT="0" distB="0" distL="0" distR="0" wp14:anchorId="5808D8D8" wp14:editId="6673C0DD">
+            <wp:extent cx="4465707" cy="2979678"/>
             <wp:effectExtent l="0" t="0" r="0" b="0"/>
-            <wp:docPr id="11" name="图片 11"/>
+            <wp:docPr id="17" name="图片 17"/>
             <wp:cNvGraphicFramePr>
               <a:graphicFrameLocks xmlns:a="http://schemas.openxmlformats.org/drawingml/2006/main" noChangeAspect="1"/>
             </wp:cNvGraphicFramePr>
@@ -1067,7 +1037,7 @@
                   <pic:spPr>
                     <a:xfrm>
                       <a:off x="0" y="0"/>
-                      <a:ext cx="2805443" cy="1549823"/>
+                      <a:ext cx="4465707" cy="2979678"/>
                     </a:xfrm>
                     <a:prstGeom prst="rect">
                       <a:avLst/>
@@ -1080,44 +1050,54 @@
         </w:drawing>
       </w:r>
     </w:p>
-    <w:p/>
     <w:p>
       <w:pPr>
-        <w:rPr>
-          <w:b/>
-          <w:bCs/>
-        </w:rPr>
+        <w:pStyle w:val="2"/>
       </w:pPr>
       <w:r>
         <w:rPr>
           <w:rFonts w:hint="eastAsia"/>
-          <w:b/>
-          <w:bCs/>
-        </w:rPr>
-        <w:t>导入过程</w:t>
-      </w:r>
-      <w:r>
-        <w:rPr>
-          <w:rFonts w:hint="eastAsia"/>
-          <w:b/>
-          <w:bCs/>
-        </w:rPr>
-        <w:t>如下：</w:t>
-      </w:r>
-    </w:p>
-    <w:p>
-      <w:r>
-        <w:tab/>
-      </w:r>
+        </w:rPr>
+        <w:t>数据</w:t>
+      </w:r>
+      <w:r>
+        <w:rPr>
+          <w:rFonts w:hint="eastAsia"/>
+        </w:rPr>
+        <w:t>库</w:t>
+      </w:r>
+      <w:r>
+        <w:rPr>
+          <w:rFonts w:hint="eastAsia"/>
+        </w:rPr>
+        <w:t>表</w:t>
+      </w:r>
+      <w:r>
+        <w:rPr>
+          <w:rFonts w:hint="eastAsia"/>
+        </w:rPr>
+        <w:t>导入</w:t>
+      </w:r>
+    </w:p>
+    <w:p>
+      <w:r>
+        <w:rPr>
+          <w:rFonts w:hint="eastAsia"/>
+        </w:rPr>
+        <w:t>同一张表在不同数据库之间的数据更新。</w:t>
+      </w:r>
+    </w:p>
+    <w:p>
       <w:r>
         <w:rPr>
           <w:noProof/>
         </w:rPr>
+        <w:lastRenderedPageBreak/>
         <w:drawing>
-          <wp:inline distT="0" distB="0" distL="0" distR="0" wp14:anchorId="076511DB" wp14:editId="02C5DA27">
-            <wp:extent cx="3071446" cy="1003231"/>
-            <wp:effectExtent l="0" t="0" r="0" b="6985"/>
-            <wp:docPr id="12" name="图片 12"/>
+          <wp:inline distT="0" distB="0" distL="0" distR="0" wp14:anchorId="1D0D4209" wp14:editId="4411AEA3">
+            <wp:extent cx="2801140" cy="1547446"/>
+            <wp:effectExtent l="0" t="0" r="0" b="0"/>
+            <wp:docPr id="11" name="图片 11"/>
             <wp:cNvGraphicFramePr>
               <a:graphicFrameLocks xmlns:a="http://schemas.openxmlformats.org/drawingml/2006/main" noChangeAspect="1"/>
             </wp:cNvGraphicFramePr>
@@ -1137,7 +1117,7 @@
                   <pic:spPr>
                     <a:xfrm>
                       <a:off x="0" y="0"/>
-                      <a:ext cx="3087629" cy="1008517"/>
+                      <a:ext cx="2805443" cy="1549823"/>
                     </a:xfrm>
                     <a:prstGeom prst="rect">
                       <a:avLst/>
@@ -1150,6 +1130,31 @@
         </w:drawing>
       </w:r>
     </w:p>
+    <w:p/>
+    <w:p>
+      <w:pPr>
+        <w:rPr>
+          <w:b/>
+          <w:bCs/>
+        </w:rPr>
+      </w:pPr>
+      <w:r>
+        <w:rPr>
+          <w:rFonts w:hint="eastAsia"/>
+          <w:b/>
+          <w:bCs/>
+        </w:rPr>
+        <w:t>导入过程</w:t>
+      </w:r>
+      <w:r>
+        <w:rPr>
+          <w:rFonts w:hint="eastAsia"/>
+          <w:b/>
+          <w:bCs/>
+        </w:rPr>
+        <w:t>如下：</w:t>
+      </w:r>
+    </w:p>
     <w:p>
       <w:r>
         <w:tab/>
@@ -1159,10 +1164,10 @@
           <w:noProof/>
         </w:rPr>
         <w:drawing>
-          <wp:inline distT="0" distB="0" distL="0" distR="0" wp14:anchorId="2D9F8984" wp14:editId="13DA88AE">
-            <wp:extent cx="3070860" cy="1687830"/>
-            <wp:effectExtent l="0" t="0" r="0" b="7620"/>
-            <wp:docPr id="14" name="图片 14"/>
+          <wp:inline distT="0" distB="0" distL="0" distR="0" wp14:anchorId="076511DB" wp14:editId="02C5DA27">
+            <wp:extent cx="3071446" cy="1003231"/>
+            <wp:effectExtent l="0" t="0" r="0" b="6985"/>
+            <wp:docPr id="12" name="图片 12"/>
             <wp:cNvGraphicFramePr>
               <a:graphicFrameLocks xmlns:a="http://schemas.openxmlformats.org/drawingml/2006/main" noChangeAspect="1"/>
             </wp:cNvGraphicFramePr>
@@ -1182,7 +1187,7 @@
                   <pic:spPr>
                     <a:xfrm>
                       <a:off x="0" y="0"/>
-                      <a:ext cx="3081305" cy="1693571"/>
+                      <a:ext cx="3087629" cy="1008517"/>
                     </a:xfrm>
                     <a:prstGeom prst="rect">
                       <a:avLst/>
@@ -1197,60 +1202,17 @@
     </w:p>
     <w:p>
       <w:r>
-        <w:rPr>
-          <w:rFonts w:hint="eastAsia"/>
-        </w:rPr>
-        <w:t>后续步骤继续</w:t>
-      </w:r>
-      <w:r>
-        <w:rPr>
-          <w:rFonts w:hint="eastAsia"/>
-        </w:rPr>
-        <w:t>下一步。</w:t>
-      </w:r>
-    </w:p>
-    <w:p/>
-    <w:p>
-      <w:pPr>
-        <w:pStyle w:val="1"/>
-      </w:pPr>
-      <w:r>
-        <w:rPr>
-          <w:rFonts w:hint="eastAsia"/>
-        </w:rPr>
-        <w:t>常用操作</w:t>
-      </w:r>
-    </w:p>
-    <w:p>
-      <w:pPr>
-        <w:pStyle w:val="2"/>
-      </w:pPr>
-      <w:r>
-        <w:rPr>
-          <w:rFonts w:hint="eastAsia"/>
-        </w:rPr>
-        <w:t>1</w:t>
-      </w:r>
-      <w:r>
-        <w:t>.</w:t>
-      </w:r>
-      <w:r>
-        <w:rPr>
-          <w:rFonts w:hint="eastAsia"/>
-        </w:rPr>
-        <w:t>批量添加数据</w:t>
-      </w:r>
-    </w:p>
-    <w:p>
+        <w:tab/>
+      </w:r>
       <w:r>
         <w:rPr>
           <w:noProof/>
         </w:rPr>
         <w:drawing>
-          <wp:inline distT="0" distB="0" distL="0" distR="0" wp14:anchorId="07DC3B8D" wp14:editId="7871EF0B">
-            <wp:extent cx="3493477" cy="1040136"/>
+          <wp:inline distT="0" distB="0" distL="0" distR="0" wp14:anchorId="2D9F8984" wp14:editId="13DA88AE">
+            <wp:extent cx="3070860" cy="1687830"/>
             <wp:effectExtent l="0" t="0" r="0" b="7620"/>
-            <wp:docPr id="22" name="图片 22"/>
+            <wp:docPr id="14" name="图片 14"/>
             <wp:cNvGraphicFramePr>
               <a:graphicFrameLocks xmlns:a="http://schemas.openxmlformats.org/drawingml/2006/main" noChangeAspect="1"/>
             </wp:cNvGraphicFramePr>
@@ -1270,7 +1232,7 @@
                   <pic:spPr>
                     <a:xfrm>
                       <a:off x="0" y="0"/>
-                      <a:ext cx="3514522" cy="1046402"/>
+                      <a:ext cx="3081305" cy="1693571"/>
                     </a:xfrm>
                     <a:prstGeom prst="rect">
                       <a:avLst/>
@@ -1282,22 +1244,63 @@
           </wp:inline>
         </w:drawing>
       </w:r>
+    </w:p>
+    <w:p>
+      <w:r>
+        <w:rPr>
+          <w:rFonts w:hint="eastAsia"/>
+        </w:rPr>
+        <w:t>后续步骤继续</w:t>
+      </w:r>
+      <w:r>
+        <w:rPr>
+          <w:rFonts w:hint="eastAsia"/>
+        </w:rPr>
+        <w:t>下一步。</w:t>
+      </w:r>
+    </w:p>
+    <w:p/>
+    <w:p>
+      <w:pPr>
+        <w:pStyle w:val="1"/>
+      </w:pPr>
+      <w:r>
+        <w:rPr>
+          <w:rFonts w:hint="eastAsia"/>
+        </w:rPr>
+        <w:t>常用操作</w:t>
+      </w:r>
+    </w:p>
+    <w:p>
+      <w:pPr>
+        <w:pStyle w:val="2"/>
+      </w:pPr>
+      <w:r>
+        <w:rPr>
+          <w:rFonts w:hint="eastAsia"/>
+        </w:rPr>
+        <w:t>1</w:t>
+      </w:r>
+      <w:r>
+        <w:t>.</w:t>
+      </w:r>
+      <w:r>
+        <w:rPr>
+          <w:rFonts w:hint="eastAsia"/>
+        </w:rPr>
+        <w:t>批量添加数据</w:t>
+      </w:r>
+    </w:p>
+    <w:p>
       <w:r>
         <w:rPr>
           <w:noProof/>
         </w:rPr>
-        <w:t xml:space="preserve"> </w:t>
-      </w:r>
-      <w:r>
-        <w:rPr>
-          <w:noProof/>
-        </w:rPr>
-        <w:lastRenderedPageBreak/>
         <w:drawing>
-          <wp:inline distT="0" distB="0" distL="0" distR="0" wp14:anchorId="4CCE6CE5" wp14:editId="26346C47">
-            <wp:extent cx="2853159" cy="2459158"/>
-            <wp:effectExtent l="0" t="0" r="4445" b="0"/>
-            <wp:docPr id="1" name="图片 1"/>
+          <wp:inline distT="0" distB="0" distL="0" distR="0" wp14:anchorId="07DC3B8D" wp14:editId="7871EF0B">
+            <wp:extent cx="3493477" cy="1040136"/>
+            <wp:effectExtent l="0" t="0" r="0" b="7620"/>
+            <wp:docPr id="22" name="图片 22"/>
             <wp:cNvGraphicFramePr>
               <a:graphicFrameLocks xmlns:a="http://schemas.openxmlformats.org/drawingml/2006/main" noChangeAspect="1"/>
             </wp:cNvGraphicFramePr>
@@ -1317,7 +1320,7 @@
                   <pic:spPr>
                     <a:xfrm>
                       <a:off x="0" y="0"/>
-                      <a:ext cx="2858094" cy="2463412"/>
+                      <a:ext cx="3514522" cy="1046402"/>
                     </a:xfrm>
                     <a:prstGeom prst="rect">
                       <a:avLst/>
@@ -1329,42 +1332,22 @@
           </wp:inline>
         </w:drawing>
       </w:r>
-    </w:p>
-    <w:p>
-      <w:pPr>
-        <w:pStyle w:val="2"/>
-      </w:pPr>
-      <w:r>
-        <w:rPr>
-          <w:rFonts w:hint="eastAsia"/>
-        </w:rPr>
-        <w:t>2</w:t>
-      </w:r>
-      <w:r>
-        <w:t>.</w:t>
-      </w:r>
-      <w:r>
-        <w:rPr>
-          <w:rFonts w:hint="eastAsia"/>
-        </w:rPr>
-        <w:t>显示所有表</w:t>
-      </w:r>
-    </w:p>
-    <w:p>
-      <w:pPr>
+      <w:r>
         <w:rPr>
           <w:noProof/>
         </w:rPr>
-      </w:pPr>
+        <w:t xml:space="preserve"> </w:t>
+      </w:r>
       <w:r>
         <w:rPr>
           <w:noProof/>
         </w:rPr>
+        <w:lastRenderedPageBreak/>
         <w:drawing>
-          <wp:inline distT="0" distB="0" distL="0" distR="0" wp14:anchorId="4C5A53C9" wp14:editId="738B3BB0">
-            <wp:extent cx="5274310" cy="2273935"/>
-            <wp:effectExtent l="0" t="0" r="2540" b="0"/>
-            <wp:docPr id="18" name="图片 18"/>
+          <wp:inline distT="0" distB="0" distL="0" distR="0" wp14:anchorId="4CCE6CE5" wp14:editId="26346C47">
+            <wp:extent cx="2853159" cy="2459158"/>
+            <wp:effectExtent l="0" t="0" r="4445" b="0"/>
+            <wp:docPr id="1" name="图片 1"/>
             <wp:cNvGraphicFramePr>
               <a:graphicFrameLocks xmlns:a="http://schemas.openxmlformats.org/drawingml/2006/main" noChangeAspect="1"/>
             </wp:cNvGraphicFramePr>
@@ -1384,7 +1367,7 @@
                   <pic:spPr>
                     <a:xfrm>
                       <a:off x="0" y="0"/>
-                      <a:ext cx="5274310" cy="2273935"/>
+                      <a:ext cx="2858094" cy="2463412"/>
                     </a:xfrm>
                     <a:prstGeom prst="rect">
                       <a:avLst/>
@@ -1397,8 +1380,6 @@
         </w:drawing>
       </w:r>
     </w:p>
-    <w:p/>
-    <w:p/>
     <w:p>
       <w:pPr>
         <w:pStyle w:val="2"/>
@@ -1407,7 +1388,7 @@
         <w:rPr>
           <w:rFonts w:hint="eastAsia"/>
         </w:rPr>
-        <w:t>3</w:t>
+        <w:t>2</w:t>
       </w:r>
       <w:r>
         <w:t>.</w:t>
@@ -1416,19 +1397,24 @@
         <w:rPr>
           <w:rFonts w:hint="eastAsia"/>
         </w:rPr>
-        <w:t>过滤表无用表</w:t>
-      </w:r>
-    </w:p>
-    <w:p>
-      <w:r>
+        <w:t>显示所有表</w:t>
+      </w:r>
+    </w:p>
+    <w:p>
+      <w:pPr>
         <w:rPr>
           <w:noProof/>
         </w:rPr>
+      </w:pPr>
+      <w:r>
+        <w:rPr>
+          <w:noProof/>
+        </w:rPr>
         <w:drawing>
-          <wp:inline distT="0" distB="0" distL="0" distR="0" wp14:anchorId="49DF07F3" wp14:editId="05CAD78F">
-            <wp:extent cx="2878142" cy="1600200"/>
-            <wp:effectExtent l="0" t="0" r="0" b="0"/>
-            <wp:docPr id="5" name="图片 5"/>
+          <wp:inline distT="0" distB="0" distL="0" distR="0" wp14:anchorId="4C5A53C9" wp14:editId="738B3BB0">
+            <wp:extent cx="5274310" cy="2273935"/>
+            <wp:effectExtent l="0" t="0" r="2540" b="0"/>
+            <wp:docPr id="18" name="图片 18"/>
             <wp:cNvGraphicFramePr>
               <a:graphicFrameLocks xmlns:a="http://schemas.openxmlformats.org/drawingml/2006/main" noChangeAspect="1"/>
             </wp:cNvGraphicFramePr>
@@ -1448,7 +1434,7 @@
                   <pic:spPr>
                     <a:xfrm>
                       <a:off x="0" y="0"/>
-                      <a:ext cx="2918597" cy="1622692"/>
+                      <a:ext cx="5274310" cy="2273935"/>
                     </a:xfrm>
                     <a:prstGeom prst="rect">
                       <a:avLst/>
@@ -1460,21 +1446,39 @@
           </wp:inline>
         </w:drawing>
       </w:r>
-      <w:r>
-        <w:rPr>
-          <w:rFonts w:hint="eastAsia"/>
-        </w:rPr>
-        <w:t xml:space="preserve"> </w:t>
-      </w:r>
+    </w:p>
+    <w:p/>
+    <w:p/>
+    <w:p>
+      <w:pPr>
+        <w:pStyle w:val="2"/>
+      </w:pPr>
+      <w:r>
+        <w:rPr>
+          <w:rFonts w:hint="eastAsia"/>
+        </w:rPr>
+        <w:t>3</w:t>
+      </w:r>
+      <w:r>
+        <w:t>.</w:t>
+      </w:r>
+      <w:r>
+        <w:rPr>
+          <w:rFonts w:hint="eastAsia"/>
+        </w:rPr>
+        <w:t>过滤表无用表</w:t>
+      </w:r>
+    </w:p>
+    <w:p>
       <w:r>
         <w:rPr>
           <w:noProof/>
         </w:rPr>
         <w:drawing>
-          <wp:inline distT="0" distB="0" distL="0" distR="0" wp14:anchorId="747F875F" wp14:editId="5B583B51">
-            <wp:extent cx="1993208" cy="1582615"/>
-            <wp:effectExtent l="0" t="0" r="7620" b="0"/>
-            <wp:docPr id="6" name="图片 6"/>
+          <wp:inline distT="0" distB="0" distL="0" distR="0" wp14:anchorId="49DF07F3" wp14:editId="05CAD78F">
+            <wp:extent cx="2878142" cy="1600200"/>
+            <wp:effectExtent l="0" t="0" r="0" b="0"/>
+            <wp:docPr id="5" name="图片 5"/>
             <wp:cNvGraphicFramePr>
               <a:graphicFrameLocks xmlns:a="http://schemas.openxmlformats.org/drawingml/2006/main" noChangeAspect="1"/>
             </wp:cNvGraphicFramePr>
@@ -1494,7 +1498,7 @@
                   <pic:spPr>
                     <a:xfrm>
                       <a:off x="0" y="0"/>
-                      <a:ext cx="2007756" cy="1594166"/>
+                      <a:ext cx="2918597" cy="1622692"/>
                     </a:xfrm>
                     <a:prstGeom prst="rect">
                       <a:avLst/>
@@ -1506,40 +1510,21 @@
           </wp:inline>
         </w:drawing>
       </w:r>
-    </w:p>
-    <w:p>
-      <w:pPr>
-        <w:pStyle w:val="2"/>
-      </w:pPr>
-      <w:r>
-        <w:lastRenderedPageBreak/>
-        <w:t>4.</w:t>
-      </w:r>
-      <w:r>
-        <w:rPr>
-          <w:rFonts w:hint="eastAsia"/>
-        </w:rPr>
-        <w:t>禁止更新</w:t>
-      </w:r>
-    </w:p>
-    <w:p>
-      <w:r>
-        <w:rPr>
-          <w:rFonts w:hint="eastAsia"/>
-        </w:rPr>
-        <w:t>窗口 -》首选项</w:t>
-      </w:r>
-    </w:p>
-    <w:p>
+      <w:r>
+        <w:rPr>
+          <w:rFonts w:hint="eastAsia"/>
+        </w:rPr>
+        <w:t xml:space="preserve"> </w:t>
+      </w:r>
       <w:r>
         <w:rPr>
           <w:noProof/>
         </w:rPr>
         <w:drawing>
-          <wp:inline distT="0" distB="0" distL="0" distR="0" wp14:anchorId="6CE979C2" wp14:editId="4BA9D275">
-            <wp:extent cx="2803708" cy="2819400"/>
-            <wp:effectExtent l="0" t="0" r="0" b="0"/>
-            <wp:docPr id="13" name="图片 13"/>
+          <wp:inline distT="0" distB="0" distL="0" distR="0" wp14:anchorId="747F875F" wp14:editId="5B583B51">
+            <wp:extent cx="1993208" cy="1582615"/>
+            <wp:effectExtent l="0" t="0" r="7620" b="0"/>
+            <wp:docPr id="6" name="图片 6"/>
             <wp:cNvGraphicFramePr>
               <a:graphicFrameLocks xmlns:a="http://schemas.openxmlformats.org/drawingml/2006/main" noChangeAspect="1"/>
             </wp:cNvGraphicFramePr>
@@ -1559,7 +1544,7 @@
                   <pic:spPr>
                     <a:xfrm>
                       <a:off x="0" y="0"/>
-                      <a:ext cx="2805784" cy="2821488"/>
+                      <a:ext cx="2007756" cy="1594166"/>
                     </a:xfrm>
                     <a:prstGeom prst="rect">
                       <a:avLst/>
@@ -1572,29 +1557,27 @@
         </w:drawing>
       </w:r>
     </w:p>
-    <w:p/>
-    <w:p/>
-    <w:p>
-      <w:pPr>
-        <w:pStyle w:val="1"/>
-      </w:pPr>
-      <w:r>
-        <w:rPr>
-          <w:rFonts w:hint="eastAsia"/>
-        </w:rPr>
-        <w:t>系统设置</w:t>
-      </w:r>
-    </w:p>
-    <w:p/>
     <w:p>
       <w:pPr>
         <w:pStyle w:val="2"/>
       </w:pPr>
       <w:r>
-        <w:rPr>
-          <w:rFonts w:hint="eastAsia"/>
-        </w:rPr>
-        <w:t>快捷键设置</w:t>
+        <w:lastRenderedPageBreak/>
+        <w:t>4.</w:t>
+      </w:r>
+      <w:r>
+        <w:rPr>
+          <w:rFonts w:hint="eastAsia"/>
+        </w:rPr>
+        <w:t>禁止更新</w:t>
+      </w:r>
+    </w:p>
+    <w:p>
+      <w:r>
+        <w:rPr>
+          <w:rFonts w:hint="eastAsia"/>
+        </w:rPr>
+        <w:t>窗口 -》首选项</w:t>
       </w:r>
     </w:p>
     <w:p>
@@ -1603,10 +1586,10 @@
           <w:noProof/>
         </w:rPr>
         <w:drawing>
-          <wp:inline distT="0" distB="0" distL="0" distR="0" wp14:anchorId="7EC897D0" wp14:editId="27CC11DF">
-            <wp:extent cx="3528216" cy="1875693"/>
+          <wp:inline distT="0" distB="0" distL="0" distR="0" wp14:anchorId="6CE979C2" wp14:editId="4BA9D275">
+            <wp:extent cx="2803708" cy="2819400"/>
             <wp:effectExtent l="0" t="0" r="0" b="0"/>
-            <wp:docPr id="8" name="图片 8"/>
+            <wp:docPr id="13" name="图片 13"/>
             <wp:cNvGraphicFramePr>
               <a:graphicFrameLocks xmlns:a="http://schemas.openxmlformats.org/drawingml/2006/main" noChangeAspect="1"/>
             </wp:cNvGraphicFramePr>
@@ -1626,7 +1609,7 @@
                   <pic:spPr>
                     <a:xfrm>
                       <a:off x="0" y="0"/>
-                      <a:ext cx="3540156" cy="1882041"/>
+                      <a:ext cx="2805784" cy="2821488"/>
                     </a:xfrm>
                     <a:prstGeom prst="rect">
                       <a:avLst/>
@@ -1639,17 +1622,41 @@
         </w:drawing>
       </w:r>
     </w:p>
+    <w:p/>
+    <w:p/>
+    <w:p>
+      <w:pPr>
+        <w:pStyle w:val="1"/>
+      </w:pPr>
+      <w:r>
+        <w:rPr>
+          <w:rFonts w:hint="eastAsia"/>
+        </w:rPr>
+        <w:t>系统设置</w:t>
+      </w:r>
+    </w:p>
+    <w:p/>
+    <w:p>
+      <w:pPr>
+        <w:pStyle w:val="2"/>
+      </w:pPr>
+      <w:r>
+        <w:rPr>
+          <w:rFonts w:hint="eastAsia"/>
+        </w:rPr>
+        <w:t>快捷键设置</w:t>
+      </w:r>
+    </w:p>
     <w:p>
       <w:r>
         <w:rPr>
           <w:noProof/>
         </w:rPr>
-        <w:lastRenderedPageBreak/>
         <w:drawing>
-          <wp:inline distT="0" distB="0" distL="0" distR="0" wp14:anchorId="36D5B955" wp14:editId="1CB64E59">
-            <wp:extent cx="4472172" cy="2373923"/>
-            <wp:effectExtent l="0" t="0" r="5080" b="7620"/>
-            <wp:docPr id="7" name="图片 7"/>
+          <wp:inline distT="0" distB="0" distL="0" distR="0" wp14:anchorId="7EC897D0" wp14:editId="27CC11DF">
+            <wp:extent cx="3528216" cy="1875693"/>
+            <wp:effectExtent l="0" t="0" r="0" b="0"/>
+            <wp:docPr id="8" name="图片 8"/>
             <wp:cNvGraphicFramePr>
               <a:graphicFrameLocks xmlns:a="http://schemas.openxmlformats.org/drawingml/2006/main" noChangeAspect="1"/>
             </wp:cNvGraphicFramePr>
@@ -1669,7 +1676,7 @@
                   <pic:spPr>
                     <a:xfrm>
                       <a:off x="0" y="0"/>
-                      <a:ext cx="4476890" cy="2376427"/>
+                      <a:ext cx="3540156" cy="1882041"/>
                     </a:xfrm>
                     <a:prstGeom prst="rect">
                       <a:avLst/>
@@ -1682,34 +1689,17 @@
         </w:drawing>
       </w:r>
     </w:p>
-    <w:p/>
-    <w:p>
-      <w:pPr>
-        <w:pStyle w:val="2"/>
-      </w:pPr>
-      <w:r>
-        <w:rPr>
-          <w:rFonts w:hint="eastAsia"/>
-        </w:rPr>
-        <w:t>注释字体颜色设置</w:t>
-      </w:r>
-    </w:p>
-    <w:p>
-      <w:r>
-        <w:rPr>
-          <w:rFonts w:hint="eastAsia"/>
-        </w:rPr>
-        <w:t xml:space="preserve"> </w:t>
-      </w:r>
+    <w:p>
       <w:r>
         <w:rPr>
           <w:noProof/>
         </w:rPr>
+        <w:lastRenderedPageBreak/>
         <w:drawing>
-          <wp:inline distT="0" distB="0" distL="0" distR="0" wp14:anchorId="39E3A21D" wp14:editId="6CCF0B19">
-            <wp:extent cx="2725615" cy="1818510"/>
-            <wp:effectExtent l="0" t="0" r="0" b="0"/>
-            <wp:docPr id="4" name="图片 4"/>
+          <wp:inline distT="0" distB="0" distL="0" distR="0" wp14:anchorId="36D5B955" wp14:editId="1CB64E59">
+            <wp:extent cx="4472172" cy="2373923"/>
+            <wp:effectExtent l="0" t="0" r="5080" b="7620"/>
+            <wp:docPr id="7" name="图片 7"/>
             <wp:cNvGraphicFramePr>
               <a:graphicFrameLocks xmlns:a="http://schemas.openxmlformats.org/drawingml/2006/main" noChangeAspect="1"/>
             </wp:cNvGraphicFramePr>
@@ -1729,7 +1719,7 @@
                   <pic:spPr>
                     <a:xfrm>
                       <a:off x="0" y="0"/>
-                      <a:ext cx="2735609" cy="1825178"/>
+                      <a:ext cx="4476890" cy="2376427"/>
                     </a:xfrm>
                     <a:prstGeom prst="rect">
                       <a:avLst/>
@@ -1742,16 +1732,34 @@
         </w:drawing>
       </w:r>
     </w:p>
-    <w:p>
+    <w:p/>
+    <w:p>
+      <w:pPr>
+        <w:pStyle w:val="2"/>
+      </w:pPr>
+      <w:r>
+        <w:rPr>
+          <w:rFonts w:hint="eastAsia"/>
+        </w:rPr>
+        <w:t>注释字体颜色设置</w:t>
+      </w:r>
+    </w:p>
+    <w:p>
+      <w:r>
+        <w:rPr>
+          <w:rFonts w:hint="eastAsia"/>
+        </w:rPr>
+        <w:t xml:space="preserve"> </w:t>
+      </w:r>
       <w:r>
         <w:rPr>
           <w:noProof/>
         </w:rPr>
         <w:drawing>
-          <wp:inline distT="0" distB="0" distL="0" distR="0" wp14:anchorId="5DE9B2BE" wp14:editId="697B1C2E">
-            <wp:extent cx="2988565" cy="2661139"/>
-            <wp:effectExtent l="0" t="0" r="2540" b="6350"/>
-            <wp:docPr id="3" name="图片 3"/>
+          <wp:inline distT="0" distB="0" distL="0" distR="0" wp14:anchorId="39E3A21D" wp14:editId="6CCF0B19">
+            <wp:extent cx="2725615" cy="1818510"/>
+            <wp:effectExtent l="0" t="0" r="0" b="0"/>
+            <wp:docPr id="4" name="图片 4"/>
             <wp:cNvGraphicFramePr>
               <a:graphicFrameLocks xmlns:a="http://schemas.openxmlformats.org/drawingml/2006/main" noChangeAspect="1"/>
             </wp:cNvGraphicFramePr>
@@ -1771,6 +1779,48 @@
                   <pic:spPr>
                     <a:xfrm>
                       <a:off x="0" y="0"/>
+                      <a:ext cx="2735609" cy="1825178"/>
+                    </a:xfrm>
+                    <a:prstGeom prst="rect">
+                      <a:avLst/>
+                    </a:prstGeom>
+                  </pic:spPr>
+                </pic:pic>
+              </a:graphicData>
+            </a:graphic>
+          </wp:inline>
+        </w:drawing>
+      </w:r>
+    </w:p>
+    <w:p>
+      <w:r>
+        <w:rPr>
+          <w:noProof/>
+        </w:rPr>
+        <w:drawing>
+          <wp:inline distT="0" distB="0" distL="0" distR="0" wp14:anchorId="5DE9B2BE" wp14:editId="697B1C2E">
+            <wp:extent cx="2988565" cy="2661139"/>
+            <wp:effectExtent l="0" t="0" r="2540" b="6350"/>
+            <wp:docPr id="3" name="图片 3"/>
+            <wp:cNvGraphicFramePr>
+              <a:graphicFrameLocks xmlns:a="http://schemas.openxmlformats.org/drawingml/2006/main" noChangeAspect="1"/>
+            </wp:cNvGraphicFramePr>
+            <a:graphic xmlns:a="http://schemas.openxmlformats.org/drawingml/2006/main">
+              <a:graphicData uri="http://schemas.openxmlformats.org/drawingml/2006/picture">
+                <pic:pic xmlns:pic="http://schemas.openxmlformats.org/drawingml/2006/picture">
+                  <pic:nvPicPr>
+                    <pic:cNvPr id="1" name=""/>
+                    <pic:cNvPicPr/>
+                  </pic:nvPicPr>
+                  <pic:blipFill>
+                    <a:blip r:embed="rId32"/>
+                    <a:stretch>
+                      <a:fillRect/>
+                    </a:stretch>
+                  </pic:blipFill>
+                  <pic:spPr>
+                    <a:xfrm>
+                      <a:off x="0" y="0"/>
                       <a:ext cx="2998510" cy="2669995"/>
                     </a:xfrm>
                     <a:prstGeom prst="rect">
@@ -1798,7 +1848,7 @@
 </file>
 
 <file path=word/endnotes.xml><?xml version="1.0" encoding="utf-8"?>
-<w:endnotes xmlns:wpc="http://schemas.microsoft.com/office/word/2010/wordprocessingCanvas" xmlns:cx="http://schemas.microsoft.com/office/drawing/2014/chartex" xmlns:cx1="http://schemas.microsoft.com/office/drawing/2015/9/8/chartex" xmlns:cx2="http://schemas.microsoft.com/office/drawing/2015/10/21/chartex" xmlns:cx3="http://schemas.microsoft.com/office/drawing/2016/5/9/chartex" xmlns:cx4="http://schemas.microsoft.com/office/drawing/2016/5/10/chartex" xmlns:cx5="http://schemas.microsoft.com/office/drawing/2016/5/11/chartex" xmlns:cx6="http://schemas.microsoft.com/office/drawing/2016/5/12/chartex" xmlns:cx7="http://schemas.microsoft.com/office/drawing/2016/5/13/chartex" xmlns:cx8="http://schemas.microsoft.com/office/drawing/2016/5/14/chartex" xmlns:mc="http://schemas.openxmlformats.org/markup-compatibility/2006" xmlns:aink="http://schemas.microsoft.com/office/drawing/2016/ink" xmlns:am3d="http://schemas.microsoft.com/office/drawing/2017/model3d" xmlns:o="urn:schemas-microsoft-com:office:office" xmlns:r="http://schemas.openxmlformats.org/officeDocument/2006/relationships" xmlns:m="http://schemas.openxmlformats.org/officeDocument/2006/math" xmlns:v="urn:schemas-microsoft-com:vml" xmlns:wp14="http://schemas.microsoft.com/office/word/2010/wordprocessingDrawing" xmlns:wp="http://schemas.openxmlformats.org/drawingml/2006/wordprocessingDrawing" xmlns:w10="urn:schemas-microsoft-com:office:word" xmlns:w="http://schemas.openxmlformats.org/wordprocessingml/2006/main" xmlns:w14="http://schemas.microsoft.com/office/word/2010/wordml" xmlns:w15="http://schemas.microsoft.com/office/word/2012/wordml" xmlns:w16cex="http://schemas.microsoft.com/office/word/2018/wordml/cex" xmlns:w16cid="http://schemas.microsoft.com/office/word/2016/wordml/cid" xmlns:w16="http://schemas.microsoft.com/office/word/2018/wordml" xmlns:w16sdtdh="http://schemas.microsoft.com/office/word/2020/wordml/sdtdatahash" xmlns:w16se="http://schemas.microsoft.com/office/word/2015/wordml/symex" xmlns:wpg="http://schemas.microsoft.com/office/word/2010/wordprocessingGroup" xmlns:wpi="http://schemas.microsoft.com/office/word/2010/wordprocessingInk" xmlns:wne="http://schemas.microsoft.com/office/word/2006/wordml" xmlns:wps="http://schemas.microsoft.com/office/word/2010/wordprocessingShape" mc:Ignorable="w14 w15 w16se w16cid w16 w16cex w16sdtdh wp14">
+<w:endnotes xmlns:wpc="http://schemas.microsoft.com/office/word/2010/wordprocessingCanvas" xmlns:cx="http://schemas.microsoft.com/office/drawing/2014/chartex" xmlns:cx1="http://schemas.microsoft.com/office/drawing/2015/9/8/chartex" xmlns:cx2="http://schemas.microsoft.com/office/drawing/2015/10/21/chartex" xmlns:cx3="http://schemas.microsoft.com/office/drawing/2016/5/9/chartex" xmlns:cx4="http://schemas.microsoft.com/office/drawing/2016/5/10/chartex" xmlns:cx5="http://schemas.microsoft.com/office/drawing/2016/5/11/chartex" xmlns:cx6="http://schemas.microsoft.com/office/drawing/2016/5/12/chartex" xmlns:cx7="http://schemas.microsoft.com/office/drawing/2016/5/13/chartex" xmlns:cx8="http://schemas.microsoft.com/office/drawing/2016/5/14/chartex" xmlns:mc="http://schemas.openxmlformats.org/markup-compatibility/2006" xmlns:aink="http://schemas.microsoft.com/office/drawing/2016/ink" xmlns:am3d="http://schemas.microsoft.com/office/drawing/2017/model3d" xmlns:o="urn:schemas-microsoft-com:office:office" xmlns:oel="http://schemas.microsoft.com/office/2019/extlst" xmlns:r="http://schemas.openxmlformats.org/officeDocument/2006/relationships" xmlns:m="http://schemas.openxmlformats.org/officeDocument/2006/math" xmlns:v="urn:schemas-microsoft-com:vml" xmlns:wp14="http://schemas.microsoft.com/office/word/2010/wordprocessingDrawing" xmlns:wp="http://schemas.openxmlformats.org/drawingml/2006/wordprocessingDrawing" xmlns:w10="urn:schemas-microsoft-com:office:word" xmlns:w="http://schemas.openxmlformats.org/wordprocessingml/2006/main" xmlns:w14="http://schemas.microsoft.com/office/word/2010/wordml" xmlns:w15="http://schemas.microsoft.com/office/word/2012/wordml" xmlns:w16cex="http://schemas.microsoft.com/office/word/2018/wordml/cex" xmlns:w16cid="http://schemas.microsoft.com/office/word/2016/wordml/cid" xmlns:w16="http://schemas.microsoft.com/office/word/2018/wordml" xmlns:w16du="http://schemas.microsoft.com/office/word/2023/wordml/word16du" xmlns:w16sdtdh="http://schemas.microsoft.com/office/word/2020/wordml/sdtdatahash" xmlns:w16sdtfl="http://schemas.microsoft.com/office/word/2024/wordml/sdtformatlock" xmlns:w16se="http://schemas.microsoft.com/office/word/2015/wordml/symex" xmlns:wpg="http://schemas.microsoft.com/office/word/2010/wordprocessingGroup" xmlns:wpi="http://schemas.microsoft.com/office/word/2010/wordprocessingInk" xmlns:wne="http://schemas.microsoft.com/office/word/2006/wordml" xmlns:wps="http://schemas.microsoft.com/office/word/2010/wordprocessingShape" mc:Ignorable="w14 w15 w16se w16cid w16 w16cex w16sdtdh w16sdtfl w16du wp14">
   <w:endnote w:type="separator" w:id="-1">
     <w:p>
       <w:r>
@@ -1817,7 +1867,7 @@
 </file>
 
 <file path=word/footnotes.xml><?xml version="1.0" encoding="utf-8"?>
-<w:footnotes xmlns:wpc="http://schemas.microsoft.com/office/word/2010/wordprocessingCanvas" xmlns:cx="http://schemas.microsoft.com/office/drawing/2014/chartex" xmlns:cx1="http://schemas.microsoft.com/office/drawing/2015/9/8/chartex" xmlns:cx2="http://schemas.microsoft.com/office/drawing/2015/10/21/chartex" xmlns:cx3="http://schemas.microsoft.com/office/drawing/2016/5/9/chartex" xmlns:cx4="http://schemas.microsoft.com/office/drawing/2016/5/10/chartex" xmlns:cx5="http://schemas.microsoft.com/office/drawing/2016/5/11/chartex" xmlns:cx6="http://schemas.microsoft.com/office/drawing/2016/5/12/chartex" xmlns:cx7="http://schemas.microsoft.com/office/drawing/2016/5/13/chartex" xmlns:cx8="http://schemas.microsoft.com/office/drawing/2016/5/14/chartex" xmlns:mc="http://schemas.openxmlformats.org/markup-compatibility/2006" xmlns:aink="http://schemas.microsoft.com/office/drawing/2016/ink" xmlns:am3d="http://schemas.microsoft.com/office/drawing/2017/model3d" xmlns:o="urn:schemas-microsoft-com:office:office" xmlns:r="http://schemas.openxmlformats.org/officeDocument/2006/relationships" xmlns:m="http://schemas.openxmlformats.org/officeDocument/2006/math" xmlns:v="urn:schemas-microsoft-com:vml" xmlns:wp14="http://schemas.microsoft.com/office/word/2010/wordprocessingDrawing" xmlns:wp="http://schemas.openxmlformats.org/drawingml/2006/wordprocessingDrawing" xmlns:w10="urn:schemas-microsoft-com:office:word" xmlns:w="http://schemas.openxmlformats.org/wordprocessingml/2006/main" xmlns:w14="http://schemas.microsoft.com/office/word/2010/wordml" xmlns:w15="http://schemas.microsoft.com/office/word/2012/wordml" xmlns:w16cex="http://schemas.microsoft.com/office/word/2018/wordml/cex" xmlns:w16cid="http://schemas.microsoft.com/office/word/2016/wordml/cid" xmlns:w16="http://schemas.microsoft.com/office/word/2018/wordml" xmlns:w16sdtdh="http://schemas.microsoft.com/office/word/2020/wordml/sdtdatahash" xmlns:w16se="http://schemas.microsoft.com/office/word/2015/wordml/symex" xmlns:wpg="http://schemas.microsoft.com/office/word/2010/wordprocessingGroup" xmlns:wpi="http://schemas.microsoft.com/office/word/2010/wordprocessingInk" xmlns:wne="http://schemas.microsoft.com/office/word/2006/wordml" xmlns:wps="http://schemas.microsoft.com/office/word/2010/wordprocessingShape" mc:Ignorable="w14 w15 w16se w16cid w16 w16cex w16sdtdh wp14">
+<w:footnotes xmlns:wpc="http://schemas.microsoft.com/office/word/2010/wordprocessingCanvas" xmlns:cx="http://schemas.microsoft.com/office/drawing/2014/chartex" xmlns:cx1="http://schemas.microsoft.com/office/drawing/2015/9/8/chartex" xmlns:cx2="http://schemas.microsoft.com/office/drawing/2015/10/21/chartex" xmlns:cx3="http://schemas.microsoft.com/office/drawing/2016/5/9/chartex" xmlns:cx4="http://schemas.microsoft.com/office/drawing/2016/5/10/chartex" xmlns:cx5="http://schemas.microsoft.com/office/drawing/2016/5/11/chartex" xmlns:cx6="http://schemas.microsoft.com/office/drawing/2016/5/12/chartex" xmlns:cx7="http://schemas.microsoft.com/office/drawing/2016/5/13/chartex" xmlns:cx8="http://schemas.microsoft.com/office/drawing/2016/5/14/chartex" xmlns:mc="http://schemas.openxmlformats.org/markup-compatibility/2006" xmlns:aink="http://schemas.microsoft.com/office/drawing/2016/ink" xmlns:am3d="http://schemas.microsoft.com/office/drawing/2017/model3d" xmlns:o="urn:schemas-microsoft-com:office:office" xmlns:oel="http://schemas.microsoft.com/office/2019/extlst" xmlns:r="http://schemas.openxmlformats.org/officeDocument/2006/relationships" xmlns:m="http://schemas.openxmlformats.org/officeDocument/2006/math" xmlns:v="urn:schemas-microsoft-com:vml" xmlns:wp14="http://schemas.microsoft.com/office/word/2010/wordprocessingDrawing" xmlns:wp="http://schemas.openxmlformats.org/drawingml/2006/wordprocessingDrawing" xmlns:w10="urn:schemas-microsoft-com:office:word" xmlns:w="http://schemas.openxmlformats.org/wordprocessingml/2006/main" xmlns:w14="http://schemas.microsoft.com/office/word/2010/wordml" xmlns:w15="http://schemas.microsoft.com/office/word/2012/wordml" xmlns:w16cex="http://schemas.microsoft.com/office/word/2018/wordml/cex" xmlns:w16cid="http://schemas.microsoft.com/office/word/2016/wordml/cid" xmlns:w16="http://schemas.microsoft.com/office/word/2018/wordml" xmlns:w16du="http://schemas.microsoft.com/office/word/2023/wordml/word16du" xmlns:w16sdtdh="http://schemas.microsoft.com/office/word/2020/wordml/sdtdatahash" xmlns:w16sdtfl="http://schemas.microsoft.com/office/word/2024/wordml/sdtformatlock" xmlns:w16se="http://schemas.microsoft.com/office/word/2015/wordml/symex" xmlns:wpg="http://schemas.microsoft.com/office/word/2010/wordprocessingGroup" xmlns:wpi="http://schemas.microsoft.com/office/word/2010/wordprocessingInk" xmlns:wne="http://schemas.microsoft.com/office/word/2006/wordml" xmlns:wps="http://schemas.microsoft.com/office/word/2010/wordprocessingShape" mc:Ignorable="w14 w15 w16se w16cid w16 w16cex w16sdtdh w16sdtfl w16du wp14">
   <w:footnote w:type="separator" w:id="-1">
     <w:p>
       <w:r>
@@ -1836,7 +1886,7 @@
 </file>
 
 <file path=word/numbering.xml><?xml version="1.0" encoding="utf-8"?>
-<w:numbering xmlns:wpc="http://schemas.microsoft.com/office/word/2010/wordprocessingCanvas" xmlns:cx="http://schemas.microsoft.com/office/drawing/2014/chartex" xmlns:cx1="http://schemas.microsoft.com/office/drawing/2015/9/8/chartex" xmlns:cx2="http://schemas.microsoft.com/office/drawing/2015/10/21/chartex" xmlns:cx3="http://schemas.microsoft.com/office/drawing/2016/5/9/chartex" xmlns:cx4="http://schemas.microsoft.com/office/drawing/2016/5/10/chartex" xmlns:cx5="http://schemas.microsoft.com/office/drawing/2016/5/11/chartex" xmlns:cx6="http://schemas.microsoft.com/office/drawing/2016/5/12/chartex" xmlns:cx7="http://schemas.microsoft.com/office/drawing/2016/5/13/chartex" xmlns:cx8="http://schemas.microsoft.com/office/drawing/2016/5/14/chartex" xmlns:mc="http://schemas.openxmlformats.org/markup-compatibility/2006" xmlns:aink="http://schemas.microsoft.com/office/drawing/2016/ink" xmlns:am3d="http://schemas.microsoft.com/office/drawing/2017/model3d" xmlns:o="urn:schemas-microsoft-com:office:office" xmlns:r="http://schemas.openxmlformats.org/officeDocument/2006/relationships" xmlns:m="http://schemas.openxmlformats.org/officeDocument/2006/math" xmlns:v="urn:schemas-microsoft-com:vml" xmlns:wp14="http://schemas.microsoft.com/office/word/2010/wordprocessingDrawing" xmlns:wp="http://schemas.openxmlformats.org/drawingml/2006/wordprocessingDrawing" xmlns:w10="urn:schemas-microsoft-com:office:word" xmlns:w="http://schemas.openxmlformats.org/wordprocessingml/2006/main" xmlns:w14="http://schemas.microsoft.com/office/word/2010/wordml" xmlns:w15="http://schemas.microsoft.com/office/word/2012/wordml" xmlns:w16cex="http://schemas.microsoft.com/office/word/2018/wordml/cex" xmlns:w16cid="http://schemas.microsoft.com/office/word/2016/wordml/cid" xmlns:w16="http://schemas.microsoft.com/office/word/2018/wordml" xmlns:w16sdtdh="http://schemas.microsoft.com/office/word/2020/wordml/sdtdatahash" xmlns:w16se="http://schemas.microsoft.com/office/word/2015/wordml/symex" xmlns:wpg="http://schemas.microsoft.com/office/word/2010/wordprocessingGroup" xmlns:wpi="http://schemas.microsoft.com/office/word/2010/wordprocessingInk" xmlns:wne="http://schemas.microsoft.com/office/word/2006/wordml" xmlns:wps="http://schemas.microsoft.com/office/word/2010/wordprocessingShape" mc:Ignorable="w14 w15 w16se w16cid w16 w16cex w16sdtdh wp14">
+<w:numbering xmlns:wpc="http://schemas.microsoft.com/office/word/2010/wordprocessingCanvas" xmlns:cx="http://schemas.microsoft.com/office/drawing/2014/chartex" xmlns:cx1="http://schemas.microsoft.com/office/drawing/2015/9/8/chartex" xmlns:cx2="http://schemas.microsoft.com/office/drawing/2015/10/21/chartex" xmlns:cx3="http://schemas.microsoft.com/office/drawing/2016/5/9/chartex" xmlns:cx4="http://schemas.microsoft.com/office/drawing/2016/5/10/chartex" xmlns:cx5="http://schemas.microsoft.com/office/drawing/2016/5/11/chartex" xmlns:cx6="http://schemas.microsoft.com/office/drawing/2016/5/12/chartex" xmlns:cx7="http://schemas.microsoft.com/office/drawing/2016/5/13/chartex" xmlns:cx8="http://schemas.microsoft.com/office/drawing/2016/5/14/chartex" xmlns:mc="http://schemas.openxmlformats.org/markup-compatibility/2006" xmlns:aink="http://schemas.microsoft.com/office/drawing/2016/ink" xmlns:am3d="http://schemas.microsoft.com/office/drawing/2017/model3d" xmlns:o="urn:schemas-microsoft-com:office:office" xmlns:oel="http://schemas.microsoft.com/office/2019/extlst" xmlns:r="http://schemas.openxmlformats.org/officeDocument/2006/relationships" xmlns:m="http://schemas.openxmlformats.org/officeDocument/2006/math" xmlns:v="urn:schemas-microsoft-com:vml" xmlns:wp14="http://schemas.microsoft.com/office/word/2010/wordprocessingDrawing" xmlns:wp="http://schemas.openxmlformats.org/drawingml/2006/wordprocessingDrawing" xmlns:w10="urn:schemas-microsoft-com:office:word" xmlns:w="http://schemas.openxmlformats.org/wordprocessingml/2006/main" xmlns:w14="http://schemas.microsoft.com/office/word/2010/wordml" xmlns:w15="http://schemas.microsoft.com/office/word/2012/wordml" xmlns:w16cex="http://schemas.microsoft.com/office/word/2018/wordml/cex" xmlns:w16cid="http://schemas.microsoft.com/office/word/2016/wordml/cid" xmlns:w16="http://schemas.microsoft.com/office/word/2018/wordml" xmlns:w16du="http://schemas.microsoft.com/office/word/2023/wordml/word16du" xmlns:w16sdtdh="http://schemas.microsoft.com/office/word/2020/wordml/sdtdatahash" xmlns:w16sdtfl="http://schemas.microsoft.com/office/word/2024/wordml/sdtformatlock" xmlns:w16se="http://schemas.microsoft.com/office/word/2015/wordml/symex" xmlns:wpg="http://schemas.microsoft.com/office/word/2010/wordprocessingGroup" xmlns:wpi="http://schemas.microsoft.com/office/word/2010/wordprocessingInk" xmlns:wne="http://schemas.microsoft.com/office/word/2006/wordml" xmlns:wps="http://schemas.microsoft.com/office/word/2010/wordprocessingShape" mc:Ignorable="w14 w15 w16se w16cid w16 w16cex w16sdtdh w16sdtfl w16du wp14">
   <w:abstractNum w:abstractNumId="0" w15:restartNumberingAfterBreak="0">
     <w:nsid w:val="FFFFFF89"/>
     <w:multiLevelType w:val="singleLevel"/>
@@ -1858,14 +1908,14 @@
       </w:rPr>
     </w:lvl>
   </w:abstractNum>
-  <w:num w:numId="1">
+  <w:num w:numId="1" w16cid:durableId="1662854848">
     <w:abstractNumId w:val="0"/>
   </w:num>
 </w:numbering>
 </file>
 
 <file path=word/styles.xml><?xml version="1.0" encoding="utf-8"?>
-<w:styles xmlns:mc="http://schemas.openxmlformats.org/markup-compatibility/2006" xmlns:r="http://schemas.openxmlformats.org/officeDocument/2006/relationships" xmlns:w="http://schemas.openxmlformats.org/wordprocessingml/2006/main" xmlns:w14="http://schemas.microsoft.com/office/word/2010/wordml" xmlns:w15="http://schemas.microsoft.com/office/word/2012/wordml" xmlns:w16cex="http://schemas.microsoft.com/office/word/2018/wordml/cex" xmlns:w16cid="http://schemas.microsoft.com/office/word/2016/wordml/cid" xmlns:w16="http://schemas.microsoft.com/office/word/2018/wordml" xmlns:w16sdtdh="http://schemas.microsoft.com/office/word/2020/wordml/sdtdatahash" xmlns:w16se="http://schemas.microsoft.com/office/word/2015/wordml/symex" mc:Ignorable="w14 w15 w16se w16cid w16 w16cex w16sdtdh">
+<w:styles xmlns:mc="http://schemas.openxmlformats.org/markup-compatibility/2006" xmlns:r="http://schemas.openxmlformats.org/officeDocument/2006/relationships" xmlns:w="http://schemas.openxmlformats.org/wordprocessingml/2006/main" xmlns:w14="http://schemas.microsoft.com/office/word/2010/wordml" xmlns:w15="http://schemas.microsoft.com/office/word/2012/wordml" xmlns:w16cex="http://schemas.microsoft.com/office/word/2018/wordml/cex" xmlns:w16cid="http://schemas.microsoft.com/office/word/2016/wordml/cid" xmlns:w16="http://schemas.microsoft.com/office/word/2018/wordml" xmlns:w16du="http://schemas.microsoft.com/office/word/2023/wordml/word16du" xmlns:w16sdtdh="http://schemas.microsoft.com/office/word/2020/wordml/sdtdatahash" xmlns:w16sdtfl="http://schemas.microsoft.com/office/word/2024/wordml/sdtformatlock" xmlns:w16se="http://schemas.microsoft.com/office/word/2015/wordml/symex" mc:Ignorable="w14 w15 w16se w16cid w16 w16cex w16sdtdh w16sdtfl w16du">
   <w:docDefaults>
     <w:rPrDefault>
       <w:rPr>

--- a/0-开发工具/3-软件编程工具/1-dbeaver使用说明.docx
+++ b/0-开发工具/3-软件编程工具/1-dbeaver使用说明.docx
@@ -5,6 +5,65 @@
     <w:p>
       <w:pPr>
         <w:pStyle w:val="1"/>
+        <w:rPr>
+          <w:rFonts w:hint="eastAsia"/>
+        </w:rPr>
+      </w:pPr>
+      <w:r>
+        <w:rPr>
+          <w:rFonts w:hint="eastAsia"/>
+        </w:rPr>
+        <w:t>版本</w:t>
+      </w:r>
+    </w:p>
+    <w:p>
+      <w:pPr>
+        <w:ind w:firstLine="420"/>
+      </w:pPr>
+      <w:hyperlink r:id="rId7" w:history="1">
+        <w:r>
+          <w:rPr>
+            <w:rStyle w:val="a9"/>
+            <w:rFonts w:hint="eastAsia"/>
+          </w:rPr>
+          <w:t>https://dbeaver.io/files/23.3.5/</w:t>
+        </w:r>
+      </w:hyperlink>
+    </w:p>
+    <w:p>
+      <w:pPr>
+        <w:ind w:firstLine="420"/>
+      </w:pPr>
+    </w:p>
+    <w:p>
+      <w:pPr>
+        <w:ind w:firstLine="420"/>
+        <w:rPr>
+          <w:rFonts w:hint="eastAsia"/>
+          <w:b/>
+          <w:bCs/>
+          <w:color w:val="EE0000"/>
+        </w:rPr>
+      </w:pPr>
+      <w:r>
+        <w:rPr>
+          <w:rFonts w:hint="eastAsia"/>
+          <w:b/>
+          <w:bCs/>
+          <w:color w:val="EE0000"/>
+          <w:highlight w:val="yellow"/>
+        </w:rPr>
+        <w:t>使用23.5</w:t>
+      </w:r>
+    </w:p>
+    <w:p/>
+    <w:p/>
+    <w:p>
+      <w:pPr>
+        <w:pStyle w:val="1"/>
+        <w:rPr>
+          <w:rFonts w:hint="eastAsia"/>
+        </w:rPr>
       </w:pPr>
       <w:r>
         <w:rPr>
@@ -14,8 +73,18 @@
       </w:r>
     </w:p>
     <w:p>
-      <w:r>
-        <w:t xml:space="preserve">ctrl+enter  </w:t>
+      <w:pPr>
+        <w:rPr>
+          <w:rFonts w:hint="eastAsia"/>
+        </w:rPr>
+      </w:pPr>
+      <w:proofErr w:type="spellStart"/>
+      <w:r>
+        <w:t>ctrl+enter</w:t>
+      </w:r>
+      <w:proofErr w:type="spellEnd"/>
+      <w:r>
+        <w:t xml:space="preserve">  </w:t>
       </w:r>
       <w:r>
         <w:tab/>
@@ -28,10 +97,23 @@
       </w:r>
       <w:r>
         <w:tab/>
-        <w:t>执行sql语句</w:t>
-      </w:r>
-    </w:p>
-    <w:p>
+        <w:t>执行</w:t>
+      </w:r>
+      <w:proofErr w:type="spellStart"/>
+      <w:r>
+        <w:t>sql</w:t>
+      </w:r>
+      <w:proofErr w:type="spellEnd"/>
+      <w:r>
+        <w:t>语句</w:t>
+      </w:r>
+    </w:p>
+    <w:p>
+      <w:pPr>
+        <w:rPr>
+          <w:rFonts w:hint="eastAsia"/>
+        </w:rPr>
+      </w:pPr>
       <w:r>
         <w:t xml:space="preserve">ctrl+/   </w:t>
       </w:r>
@@ -53,8 +135,18 @@
       </w:r>
     </w:p>
     <w:p>
-      <w:r>
-        <w:t xml:space="preserve">ctrl+shift+/ </w:t>
+      <w:pPr>
+        <w:rPr>
+          <w:rFonts w:hint="eastAsia"/>
+        </w:rPr>
+      </w:pPr>
+      <w:proofErr w:type="spellStart"/>
+      <w:r>
+        <w:t>ctrl+shift</w:t>
+      </w:r>
+      <w:proofErr w:type="spellEnd"/>
+      <w:r>
+        <w:t xml:space="preserve">+/ </w:t>
       </w:r>
       <w:r>
         <w:tab/>
@@ -71,9 +163,16 @@
       </w:r>
     </w:p>
     <w:p>
+      <w:pPr>
+        <w:rPr>
+          <w:rFonts w:hint="eastAsia"/>
+        </w:rPr>
+      </w:pPr>
+      <w:proofErr w:type="spellStart"/>
       <w:r>
         <w:t>ctrl+shift+f</w:t>
       </w:r>
+      <w:proofErr w:type="spellEnd"/>
       <w:r>
         <w:tab/>
       </w:r>
@@ -85,10 +184,22 @@
       </w:r>
       <w:r>
         <w:tab/>
-        <w:t>sql格式化</w:t>
-      </w:r>
-    </w:p>
-    <w:p>
+      </w:r>
+      <w:proofErr w:type="spellStart"/>
+      <w:r>
+        <w:t>sql</w:t>
+      </w:r>
+      <w:proofErr w:type="spellEnd"/>
+      <w:r>
+        <w:t>格式化</w:t>
+      </w:r>
+    </w:p>
+    <w:p>
+      <w:pPr>
+        <w:rPr>
+          <w:rFonts w:hint="eastAsia"/>
+        </w:rPr>
+      </w:pPr>
       <w:r>
         <w:t>ctrl+]</w:t>
       </w:r>
@@ -108,20 +219,29 @@
         <w:tab/>
         <w:t>新建</w:t>
       </w:r>
+      <w:proofErr w:type="spellStart"/>
       <w:r>
         <w:rPr>
           <w:rFonts w:hint="eastAsia"/>
         </w:rPr>
         <w:t>sql</w:t>
       </w:r>
+      <w:proofErr w:type="spellEnd"/>
       <w:r>
         <w:t>编辑器</w:t>
       </w:r>
     </w:p>
     <w:p>
+      <w:pPr>
+        <w:rPr>
+          <w:rFonts w:hint="eastAsia"/>
+        </w:rPr>
+      </w:pPr>
+      <w:proofErr w:type="spellStart"/>
       <w:r>
         <w:t>ctrl+shift+L</w:t>
       </w:r>
+      <w:proofErr w:type="spellEnd"/>
       <w:r>
         <w:tab/>
       </w:r>
@@ -142,12 +262,19 @@
       </w:r>
     </w:p>
     <w:p>
+      <w:pPr>
+        <w:rPr>
+          <w:rFonts w:hint="eastAsia"/>
+        </w:rPr>
+      </w:pPr>
+      <w:proofErr w:type="spellStart"/>
       <w:r>
         <w:rPr>
           <w:shd w:val="clear" w:color="auto" w:fill="FFFFFF"/>
         </w:rPr>
         <w:t>ctrl+shift+C</w:t>
       </w:r>
+      <w:proofErr w:type="spellEnd"/>
       <w:r>
         <w:rPr>
           <w:shd w:val="clear" w:color="auto" w:fill="FFFFFF"/>
@@ -184,20 +311,43 @@
           <w:rFonts w:hint="eastAsia"/>
           <w:shd w:val="clear" w:color="auto" w:fill="FFFFFF"/>
         </w:rPr>
-        <w:t>复制sql粘贴时一行显示</w:t>
-      </w:r>
+        <w:t>复制</w:t>
+      </w:r>
+      <w:proofErr w:type="spellStart"/>
       <w:r>
         <w:rPr>
           <w:rFonts w:hint="eastAsia"/>
           <w:shd w:val="clear" w:color="auto" w:fill="FFFFFF"/>
         </w:rPr>
+        <w:t>sql</w:t>
+      </w:r>
+      <w:proofErr w:type="spellEnd"/>
+      <w:r>
+        <w:rPr>
+          <w:rFonts w:hint="eastAsia"/>
+          <w:shd w:val="clear" w:color="auto" w:fill="FFFFFF"/>
+        </w:rPr>
+        <w:t>粘贴时一行显示</w:t>
+      </w:r>
+      <w:r>
+        <w:rPr>
+          <w:rFonts w:hint="eastAsia"/>
+          <w:shd w:val="clear" w:color="auto" w:fill="FFFFFF"/>
+        </w:rPr>
         <w:t>】</w:t>
       </w:r>
     </w:p>
     <w:p>
+      <w:pPr>
+        <w:rPr>
+          <w:rFonts w:hint="eastAsia"/>
+        </w:rPr>
+      </w:pPr>
+      <w:proofErr w:type="spellStart"/>
       <w:r>
         <w:t>ctrl+Shift+X</w:t>
       </w:r>
+      <w:proofErr w:type="spellEnd"/>
       <w:r>
         <w:tab/>
       </w:r>
@@ -217,10 +367,194 @@
         <w:t>所选文本修改为大写</w:t>
       </w:r>
     </w:p>
-    <w:p/>
+    <w:p>
+      <w:pPr>
+        <w:rPr>
+          <w:rFonts w:hint="eastAsia"/>
+        </w:rPr>
+      </w:pPr>
+    </w:p>
+    <w:p>
+      <w:pPr>
+        <w:rPr>
+          <w:rFonts w:hint="eastAsia"/>
+        </w:rPr>
+      </w:pPr>
+    </w:p>
+    <w:p>
+      <w:pPr>
+        <w:rPr>
+          <w:rFonts w:hint="eastAsia"/>
+        </w:rPr>
+      </w:pPr>
+    </w:p>
+    <w:p>
+      <w:pPr>
+        <w:rPr>
+          <w:rFonts w:hint="eastAsia"/>
+        </w:rPr>
+      </w:pPr>
+    </w:p>
+    <w:p>
+      <w:pPr>
+        <w:rPr>
+          <w:rFonts w:hint="eastAsia"/>
+        </w:rPr>
+      </w:pPr>
+    </w:p>
+    <w:p>
+      <w:pPr>
+        <w:pStyle w:val="2"/>
+        <w:rPr>
+          <w:rFonts w:hint="eastAsia"/>
+        </w:rPr>
+      </w:pPr>
+      <w:r>
+        <w:rPr>
+          <w:rFonts w:hint="eastAsia"/>
+        </w:rPr>
+        <w:t>配置存放是路径</w:t>
+      </w:r>
+    </w:p>
+    <w:p>
+      <w:pPr>
+        <w:rPr>
+          <w:rFonts w:hint="eastAsia"/>
+        </w:rPr>
+      </w:pPr>
+      <w:r>
+        <w:rPr>
+          <w:rFonts w:hint="eastAsia"/>
+        </w:rPr>
+        <w:t>C:\Users\</w:t>
+      </w:r>
+      <w:r>
+        <w:rPr>
+          <w:rFonts w:hint="eastAsia"/>
+          <w:b/>
+          <w:bCs/>
+          <w:color w:val="EE0000"/>
+        </w:rPr>
+        <w:t>用户名</w:t>
+      </w:r>
+      <w:r>
+        <w:rPr>
+          <w:rFonts w:hint="eastAsia"/>
+        </w:rPr>
+        <w:t>\</w:t>
+      </w:r>
+      <w:proofErr w:type="spellStart"/>
+      <w:r>
+        <w:rPr>
+          <w:rFonts w:hint="eastAsia"/>
+        </w:rPr>
+        <w:t>AppData</w:t>
+      </w:r>
+      <w:proofErr w:type="spellEnd"/>
+      <w:r>
+        <w:rPr>
+          <w:rFonts w:hint="eastAsia"/>
+        </w:rPr>
+        <w:t>\Roaming\</w:t>
+      </w:r>
+      <w:proofErr w:type="spellStart"/>
+      <w:r>
+        <w:rPr>
+          <w:rFonts w:hint="eastAsia"/>
+        </w:rPr>
+        <w:t>DBeaverData</w:t>
+      </w:r>
+      <w:proofErr w:type="spellEnd"/>
+      <w:r>
+        <w:rPr>
+          <w:rFonts w:hint="eastAsia"/>
+        </w:rPr>
+        <w:t>\workspace6\General\.</w:t>
+      </w:r>
+      <w:proofErr w:type="spellStart"/>
+      <w:r>
+        <w:rPr>
+          <w:rFonts w:hint="eastAsia"/>
+        </w:rPr>
+        <w:t>dbeaver</w:t>
+      </w:r>
+      <w:proofErr w:type="spellEnd"/>
+    </w:p>
+    <w:p>
+      <w:pPr>
+        <w:rPr>
+          <w:rFonts w:hint="eastAsia"/>
+        </w:rPr>
+      </w:pPr>
+    </w:p>
+    <w:p>
+      <w:pPr>
+        <w:pStyle w:val="2"/>
+        <w:rPr>
+          <w:rFonts w:hint="eastAsia"/>
+        </w:rPr>
+      </w:pPr>
+      <w:r>
+        <w:rPr>
+          <w:rFonts w:hint="eastAsia"/>
+        </w:rPr>
+        <w:lastRenderedPageBreak/>
+        <w:t>设置语言</w:t>
+      </w:r>
+    </w:p>
+    <w:p>
+      <w:pPr>
+        <w:rPr>
+          <w:rFonts w:hint="eastAsia"/>
+        </w:rPr>
+      </w:pPr>
+      <w:r>
+        <w:rPr>
+          <w:noProof/>
+        </w:rPr>
+        <w:drawing>
+          <wp:inline distT="0" distB="0" distL="0" distR="0" wp14:anchorId="2AE4CDA7" wp14:editId="2CF9D5C2">
+            <wp:extent cx="5274310" cy="3447415"/>
+            <wp:effectExtent l="0" t="0" r="2540" b="635"/>
+            <wp:docPr id="1718989805" name="图片 1"/>
+            <wp:cNvGraphicFramePr>
+              <a:graphicFrameLocks xmlns:a="http://schemas.openxmlformats.org/drawingml/2006/main" noChangeAspect="1"/>
+            </wp:cNvGraphicFramePr>
+            <a:graphic xmlns:a="http://schemas.openxmlformats.org/drawingml/2006/main">
+              <a:graphicData uri="http://schemas.openxmlformats.org/drawingml/2006/picture">
+                <pic:pic xmlns:pic="http://schemas.openxmlformats.org/drawingml/2006/picture">
+                  <pic:nvPicPr>
+                    <pic:cNvPr id="1718989805" name=""/>
+                    <pic:cNvPicPr/>
+                  </pic:nvPicPr>
+                  <pic:blipFill>
+                    <a:blip r:embed="rId8"/>
+                    <a:stretch>
+                      <a:fillRect/>
+                    </a:stretch>
+                  </pic:blipFill>
+                  <pic:spPr>
+                    <a:xfrm>
+                      <a:off x="0" y="0"/>
+                      <a:ext cx="5274310" cy="3447415"/>
+                    </a:xfrm>
+                    <a:prstGeom prst="rect">
+                      <a:avLst/>
+                    </a:prstGeom>
+                  </pic:spPr>
+                </pic:pic>
+              </a:graphicData>
+            </a:graphic>
+          </wp:inline>
+        </w:drawing>
+      </w:r>
+    </w:p>
     <w:p>
       <w:pPr>
         <w:pStyle w:val="1"/>
+        <w:rPr>
+          <w:rFonts w:hint="eastAsia"/>
+        </w:rPr>
       </w:pPr>
       <w:r>
         <w:rPr>
@@ -250,7 +584,21 @@
         <w:rPr>
           <w:rFonts w:hint="eastAsia"/>
         </w:rPr>
-        <w:t>1.0导入sql脚本</w:t>
+        <w:t>1.0导入</w:t>
+      </w:r>
+      <w:proofErr w:type="spellStart"/>
+      <w:r>
+        <w:rPr>
+          <w:rFonts w:hint="eastAsia"/>
+        </w:rPr>
+        <w:t>sql</w:t>
+      </w:r>
+      <w:proofErr w:type="spellEnd"/>
+      <w:r>
+        <w:rPr>
+          <w:rFonts w:hint="eastAsia"/>
+        </w:rPr>
+        <w:t>脚本</w:t>
       </w:r>
     </w:p>
     <w:p>
@@ -279,7 +627,7 @@
                     <pic:cNvPicPr/>
                   </pic:nvPicPr>
                   <pic:blipFill>
-                    <a:blip r:embed="rId7"/>
+                    <a:blip r:embed="rId9"/>
                     <a:stretch>
                       <a:fillRect/>
                     </a:stretch>
@@ -303,6 +651,9 @@
     <w:p>
       <w:pPr>
         <w:pStyle w:val="2"/>
+        <w:rPr>
+          <w:rFonts w:hint="eastAsia"/>
+        </w:rPr>
       </w:pPr>
       <w:r>
         <w:rPr>
@@ -328,6 +679,11 @@
       </w:r>
     </w:p>
     <w:p>
+      <w:pPr>
+        <w:rPr>
+          <w:rFonts w:hint="eastAsia"/>
+        </w:rPr>
+      </w:pPr>
       <w:r>
         <w:rPr>
           <w:noProof/>
@@ -337,157 +693,6 @@
             <wp:extent cx="4145280" cy="4030992"/>
             <wp:effectExtent l="0" t="0" r="7620" b="7620"/>
             <wp:docPr id="23" name="图片 23"/>
-            <wp:cNvGraphicFramePr>
-              <a:graphicFrameLocks xmlns:a="http://schemas.openxmlformats.org/drawingml/2006/main" noChangeAspect="1"/>
-            </wp:cNvGraphicFramePr>
-            <a:graphic xmlns:a="http://schemas.openxmlformats.org/drawingml/2006/main">
-              <a:graphicData uri="http://schemas.openxmlformats.org/drawingml/2006/picture">
-                <pic:pic xmlns:pic="http://schemas.openxmlformats.org/drawingml/2006/picture">
-                  <pic:nvPicPr>
-                    <pic:cNvPr id="1" name=""/>
-                    <pic:cNvPicPr/>
-                  </pic:nvPicPr>
-                  <pic:blipFill>
-                    <a:blip r:embed="rId8"/>
-                    <a:stretch>
-                      <a:fillRect/>
-                    </a:stretch>
-                  </pic:blipFill>
-                  <pic:spPr>
-                    <a:xfrm>
-                      <a:off x="0" y="0"/>
-                      <a:ext cx="4148768" cy="4034384"/>
-                    </a:xfrm>
-                    <a:prstGeom prst="rect">
-                      <a:avLst/>
-                    </a:prstGeom>
-                  </pic:spPr>
-                </pic:pic>
-              </a:graphicData>
-            </a:graphic>
-          </wp:inline>
-        </w:drawing>
-      </w:r>
-    </w:p>
-    <w:p/>
-    <w:p>
-      <w:pPr>
-        <w:pStyle w:val="2"/>
-      </w:pPr>
-      <w:r>
-        <w:rPr>
-          <w:rFonts w:hint="eastAsia"/>
-        </w:rPr>
-        <w:t>2</w:t>
-      </w:r>
-      <w:r>
-        <w:t>.</w:t>
-      </w:r>
-      <w:r>
-        <w:rPr>
-          <w:rFonts w:hint="eastAsia"/>
-        </w:rPr>
-        <w:t>导入脚本</w:t>
-      </w:r>
-      <w:r>
-        <w:t>-</w:t>
-      </w:r>
-      <w:r>
-        <w:rPr>
-          <w:rFonts w:hint="eastAsia"/>
-        </w:rPr>
-        <w:t>设置编码</w:t>
-      </w:r>
-      <w:r>
-        <w:br w:type="page"/>
-      </w:r>
-    </w:p>
-    <w:p>
-      <w:r>
-        <w:rPr>
-          <w:noProof/>
-        </w:rPr>
-        <w:lastRenderedPageBreak/>
-        <w:drawing>
-          <wp:inline distT="0" distB="0" distL="0" distR="0" wp14:anchorId="6C49DA10" wp14:editId="57A6BE10">
-            <wp:extent cx="5274310" cy="2402205"/>
-            <wp:effectExtent l="0" t="0" r="2540" b="0"/>
-            <wp:docPr id="24" name="图片 24"/>
-            <wp:cNvGraphicFramePr>
-              <a:graphicFrameLocks xmlns:a="http://schemas.openxmlformats.org/drawingml/2006/main" noChangeAspect="1"/>
-            </wp:cNvGraphicFramePr>
-            <a:graphic xmlns:a="http://schemas.openxmlformats.org/drawingml/2006/main">
-              <a:graphicData uri="http://schemas.openxmlformats.org/drawingml/2006/picture">
-                <pic:pic xmlns:pic="http://schemas.openxmlformats.org/drawingml/2006/picture">
-                  <pic:nvPicPr>
-                    <pic:cNvPr id="1" name=""/>
-                    <pic:cNvPicPr/>
-                  </pic:nvPicPr>
-                  <pic:blipFill>
-                    <a:blip r:embed="rId9"/>
-                    <a:stretch>
-                      <a:fillRect/>
-                    </a:stretch>
-                  </pic:blipFill>
-                  <pic:spPr>
-                    <a:xfrm>
-                      <a:off x="0" y="0"/>
-                      <a:ext cx="5274310" cy="2402205"/>
-                    </a:xfrm>
-                    <a:prstGeom prst="rect">
-                      <a:avLst/>
-                    </a:prstGeom>
-                  </pic:spPr>
-                </pic:pic>
-              </a:graphicData>
-            </a:graphic>
-          </wp:inline>
-        </w:drawing>
-      </w:r>
-    </w:p>
-    <w:p>
-      <w:r>
-        <w:rPr>
-          <w:rFonts w:ascii="Consolas" w:hAnsi="Consolas"/>
-          <w:color w:val="C0341D"/>
-          <w:sz w:val="18"/>
-          <w:szCs w:val="18"/>
-          <w:shd w:val="clear" w:color="auto" w:fill="FBE5E1"/>
-        </w:rPr>
-        <w:t>--default-character-set=utf8mb4</w:t>
-      </w:r>
-    </w:p>
-    <w:p/>
-    <w:p>
-      <w:pPr>
-        <w:pStyle w:val="2"/>
-      </w:pPr>
-      <w:r>
-        <w:rPr>
-          <w:rFonts w:hint="eastAsia"/>
-        </w:rPr>
-        <w:t>3</w:t>
-      </w:r>
-      <w:r>
-        <w:t>.</w:t>
-      </w:r>
-      <w:r>
-        <w:rPr>
-          <w:rFonts w:hint="eastAsia"/>
-        </w:rPr>
-        <w:t>导入问题</w:t>
-      </w:r>
-    </w:p>
-    <w:p>
-      <w:r>
-        <w:rPr>
-          <w:noProof/>
-        </w:rPr>
-        <w:drawing>
-          <wp:inline distT="0" distB="0" distL="0" distR="0" wp14:anchorId="6192D912" wp14:editId="47C7D1C2">
-            <wp:extent cx="5274310" cy="2524760"/>
-            <wp:effectExtent l="0" t="0" r="2540" b="8890"/>
-            <wp:docPr id="25" name="图片 25"/>
             <wp:cNvGraphicFramePr>
               <a:graphicFrameLocks xmlns:a="http://schemas.openxmlformats.org/drawingml/2006/main" noChangeAspect="1"/>
             </wp:cNvGraphicFramePr>
@@ -507,7 +712,7 @@
                   <pic:spPr>
                     <a:xfrm>
                       <a:off x="0" y="0"/>
-                      <a:ext cx="5274310" cy="2524760"/>
+                      <a:ext cx="4148768" cy="4034384"/>
                     </a:xfrm>
                     <a:prstGeom prst="rect">
                       <a:avLst/>
@@ -520,55 +725,64 @@
         </w:drawing>
       </w:r>
     </w:p>
-    <w:p/>
-    <w:p>
-      <w:pPr>
-        <w:pStyle w:val="1"/>
-      </w:pPr>
-      <w:r>
-        <w:rPr>
-          <w:rFonts w:hint="eastAsia"/>
+    <w:p>
+      <w:pPr>
+        <w:rPr>
+          <w:rFonts w:hint="eastAsia"/>
+        </w:rPr>
+      </w:pPr>
+    </w:p>
+    <w:p>
+      <w:pPr>
+        <w:pStyle w:val="2"/>
+        <w:rPr>
+          <w:rFonts w:hint="eastAsia"/>
+        </w:rPr>
+      </w:pPr>
+      <w:r>
+        <w:rPr>
+          <w:rFonts w:hint="eastAsia"/>
+        </w:rPr>
+        <w:t>2</w:t>
+      </w:r>
+      <w:r>
+        <w:t>.</w:t>
+      </w:r>
+      <w:r>
+        <w:rPr>
+          <w:rFonts w:hint="eastAsia"/>
+        </w:rPr>
+        <w:t>导入脚本</w:t>
+      </w:r>
+      <w:r>
+        <w:t>-</w:t>
+      </w:r>
+      <w:r>
+        <w:rPr>
+          <w:rFonts w:hint="eastAsia"/>
+        </w:rPr>
+        <w:t>设置编码</w:t>
+      </w:r>
+      <w:r>
+        <w:br w:type="page"/>
+      </w:r>
+    </w:p>
+    <w:p>
+      <w:pPr>
+        <w:rPr>
+          <w:rFonts w:hint="eastAsia"/>
+        </w:rPr>
+      </w:pPr>
+      <w:r>
+        <w:rPr>
+          <w:noProof/>
         </w:rPr>
         <w:lastRenderedPageBreak/>
-        <w:t>数据库导出</w:t>
-      </w:r>
-    </w:p>
-    <w:p>
-      <w:pPr>
-        <w:pStyle w:val="2"/>
-      </w:pPr>
-      <w:r>
-        <w:rPr>
-          <w:rFonts w:hint="eastAsia"/>
-        </w:rPr>
-        <w:t>1</w:t>
-      </w:r>
-      <w:r>
-        <w:t>.</w:t>
-      </w:r>
-      <w:r>
-        <w:rPr>
-          <w:rFonts w:hint="eastAsia"/>
-        </w:rPr>
-        <w:t>执行</w:t>
-      </w:r>
-      <w:r>
-        <w:rPr>
-          <w:rFonts w:hint="eastAsia"/>
-        </w:rPr>
-        <w:t>sql脚本</w:t>
-      </w:r>
-    </w:p>
-    <w:p>
-      <w:r>
-        <w:rPr>
-          <w:noProof/>
-        </w:rPr>
         <w:drawing>
-          <wp:inline distT="0" distB="0" distL="0" distR="0" wp14:anchorId="36385E3E" wp14:editId="42E09027">
-            <wp:extent cx="5274310" cy="1649730"/>
-            <wp:effectExtent l="0" t="0" r="2540" b="7620"/>
-            <wp:docPr id="2" name="图片 2"/>
+          <wp:inline distT="0" distB="0" distL="0" distR="0" wp14:anchorId="6C49DA10" wp14:editId="57A6BE10">
+            <wp:extent cx="5274310" cy="2402205"/>
+            <wp:effectExtent l="0" t="0" r="2540" b="0"/>
+            <wp:docPr id="24" name="图片 24"/>
             <wp:cNvGraphicFramePr>
               <a:graphicFrameLocks xmlns:a="http://schemas.openxmlformats.org/drawingml/2006/main" noChangeAspect="1"/>
             </wp:cNvGraphicFramePr>
@@ -588,7 +802,7 @@
                   <pic:spPr>
                     <a:xfrm>
                       <a:off x="0" y="0"/>
-                      <a:ext cx="5274310" cy="1649730"/>
+                      <a:ext cx="5274310" cy="2402205"/>
                     </a:xfrm>
                     <a:prstGeom prst="rect">
                       <a:avLst/>
@@ -601,16 +815,42 @@
         </w:drawing>
       </w:r>
     </w:p>
-    <w:p/>
+    <w:p>
+      <w:pPr>
+        <w:rPr>
+          <w:rFonts w:hint="eastAsia"/>
+        </w:rPr>
+      </w:pPr>
+      <w:r>
+        <w:rPr>
+          <w:rFonts w:ascii="Consolas" w:hAnsi="Consolas"/>
+          <w:color w:val="C0341D"/>
+          <w:sz w:val="18"/>
+          <w:szCs w:val="18"/>
+          <w:shd w:val="clear" w:color="auto" w:fill="FBE5E1"/>
+        </w:rPr>
+        <w:t>--default-character-set=utf8mb4</w:t>
+      </w:r>
+    </w:p>
+    <w:p>
+      <w:pPr>
+        <w:rPr>
+          <w:rFonts w:hint="eastAsia"/>
+        </w:rPr>
+      </w:pPr>
+    </w:p>
     <w:p>
       <w:pPr>
         <w:pStyle w:val="2"/>
-      </w:pPr>
-      <w:r>
-        <w:rPr>
-          <w:rFonts w:hint="eastAsia"/>
-        </w:rPr>
-        <w:t>2</w:t>
+        <w:rPr>
+          <w:rFonts w:hint="eastAsia"/>
+        </w:rPr>
+      </w:pPr>
+      <w:r>
+        <w:rPr>
+          <w:rFonts w:hint="eastAsia"/>
+        </w:rPr>
+        <w:t>3</w:t>
       </w:r>
       <w:r>
         <w:t>.</w:t>
@@ -619,19 +859,24 @@
         <w:rPr>
           <w:rFonts w:hint="eastAsia"/>
         </w:rPr>
-        <w:t>导出表结构</w:t>
-      </w:r>
-    </w:p>
-    <w:p>
+        <w:t>导入问题</w:t>
+      </w:r>
+    </w:p>
+    <w:p>
+      <w:pPr>
+        <w:rPr>
+          <w:rFonts w:hint="eastAsia"/>
+        </w:rPr>
+      </w:pPr>
       <w:r>
         <w:rPr>
           <w:noProof/>
         </w:rPr>
         <w:drawing>
-          <wp:inline distT="0" distB="0" distL="0" distR="0" wp14:anchorId="3A55C908" wp14:editId="70F98B58">
-            <wp:extent cx="3024554" cy="2323947"/>
-            <wp:effectExtent l="0" t="0" r="4445" b="635"/>
-            <wp:docPr id="9" name="图片 9"/>
+          <wp:inline distT="0" distB="0" distL="0" distR="0" wp14:anchorId="6192D912" wp14:editId="47C7D1C2">
+            <wp:extent cx="5274310" cy="2524760"/>
+            <wp:effectExtent l="0" t="0" r="2540" b="8890"/>
+            <wp:docPr id="25" name="图片 25"/>
             <wp:cNvGraphicFramePr>
               <a:graphicFrameLocks xmlns:a="http://schemas.openxmlformats.org/drawingml/2006/main" noChangeAspect="1"/>
             </wp:cNvGraphicFramePr>
@@ -651,7 +896,7 @@
                   <pic:spPr>
                     <a:xfrm>
                       <a:off x="0" y="0"/>
-                      <a:ext cx="3031017" cy="2328913"/>
+                      <a:ext cx="5274310" cy="2524760"/>
                     </a:xfrm>
                     <a:prstGeom prst="rect">
                       <a:avLst/>
@@ -665,15 +910,79 @@
       </w:r>
     </w:p>
     <w:p>
+      <w:pPr>
+        <w:rPr>
+          <w:rFonts w:hint="eastAsia"/>
+        </w:rPr>
+      </w:pPr>
+    </w:p>
+    <w:p>
+      <w:pPr>
+        <w:pStyle w:val="1"/>
+        <w:rPr>
+          <w:rFonts w:hint="eastAsia"/>
+        </w:rPr>
+      </w:pPr>
+      <w:r>
+        <w:rPr>
+          <w:rFonts w:hint="eastAsia"/>
+        </w:rPr>
+        <w:lastRenderedPageBreak/>
+        <w:t>数据库导出</w:t>
+      </w:r>
+    </w:p>
+    <w:p>
+      <w:pPr>
+        <w:pStyle w:val="2"/>
+        <w:rPr>
+          <w:rFonts w:hint="eastAsia"/>
+        </w:rPr>
+      </w:pPr>
+      <w:r>
+        <w:rPr>
+          <w:rFonts w:hint="eastAsia"/>
+        </w:rPr>
+        <w:t>1</w:t>
+      </w:r>
+      <w:r>
+        <w:t>.</w:t>
+      </w:r>
+      <w:r>
+        <w:rPr>
+          <w:rFonts w:hint="eastAsia"/>
+        </w:rPr>
+        <w:t>执行</w:t>
+      </w:r>
+      <w:proofErr w:type="spellStart"/>
+      <w:r>
+        <w:rPr>
+          <w:rFonts w:hint="eastAsia"/>
+        </w:rPr>
+        <w:t>sql</w:t>
+      </w:r>
+      <w:proofErr w:type="spellEnd"/>
+      <w:r>
+        <w:rPr>
+          <w:rFonts w:hint="eastAsia"/>
+        </w:rPr>
+        <w:t>脚本</w:t>
+      </w:r>
+    </w:p>
+    <w:p>
+      <w:pPr>
+        <w:rPr>
+          <w:rFonts w:hint="eastAsia"/>
+        </w:rPr>
+      </w:pPr>
       <w:r>
         <w:rPr>
           <w:noProof/>
         </w:rPr>
         <w:drawing>
-          <wp:inline distT="0" distB="0" distL="0" distR="0" wp14:anchorId="3A32B290" wp14:editId="45F901AC">
-            <wp:extent cx="2004646" cy="1385585"/>
-            <wp:effectExtent l="0" t="0" r="0" b="5080"/>
-            <wp:docPr id="10" name="图片 10"/>
+          <wp:inline distT="0" distB="0" distL="0" distR="0" wp14:anchorId="36385E3E" wp14:editId="42E09027">
+            <wp:extent cx="5274310" cy="1649730"/>
+            <wp:effectExtent l="0" t="0" r="2540" b="7620"/>
+            <wp:docPr id="2" name="图片 2"/>
             <wp:cNvGraphicFramePr>
               <a:graphicFrameLocks xmlns:a="http://schemas.openxmlformats.org/drawingml/2006/main" noChangeAspect="1"/>
             </wp:cNvGraphicFramePr>
@@ -693,7 +1002,7 @@
                   <pic:spPr>
                     <a:xfrm>
                       <a:off x="0" y="0"/>
-                      <a:ext cx="2014206" cy="1392193"/>
+                      <a:ext cx="5274310" cy="1649730"/>
                     </a:xfrm>
                     <a:prstGeom prst="rect">
                       <a:avLst/>
@@ -708,14 +1017,23 @@
     </w:p>
     <w:p>
       <w:pPr>
+        <w:rPr>
+          <w:rFonts w:hint="eastAsia"/>
+        </w:rPr>
+      </w:pPr>
+    </w:p>
+    <w:p>
+      <w:pPr>
         <w:pStyle w:val="2"/>
-      </w:pPr>
-      <w:r>
-        <w:rPr>
-          <w:rFonts w:hint="eastAsia"/>
-        </w:rPr>
-        <w:lastRenderedPageBreak/>
-        <w:t>3</w:t>
+        <w:rPr>
+          <w:rFonts w:hint="eastAsia"/>
+        </w:rPr>
+      </w:pPr>
+      <w:r>
+        <w:rPr>
+          <w:rFonts w:hint="eastAsia"/>
+        </w:rPr>
+        <w:t>2</w:t>
       </w:r>
       <w:r>
         <w:t>.</w:t>
@@ -724,19 +1042,24 @@
         <w:rPr>
           <w:rFonts w:hint="eastAsia"/>
         </w:rPr>
-        <w:t>导出数据</w:t>
-      </w:r>
-    </w:p>
-    <w:p>
+        <w:t>导出表结构</w:t>
+      </w:r>
+    </w:p>
+    <w:p>
+      <w:pPr>
+        <w:rPr>
+          <w:rFonts w:hint="eastAsia"/>
+        </w:rPr>
+      </w:pPr>
       <w:r>
         <w:rPr>
           <w:noProof/>
         </w:rPr>
         <w:drawing>
-          <wp:inline distT="0" distB="0" distL="0" distR="0" wp14:anchorId="5D4B2964" wp14:editId="1A0111CB">
-            <wp:extent cx="2436839" cy="2057400"/>
-            <wp:effectExtent l="0" t="0" r="1905" b="0"/>
-            <wp:docPr id="15" name="图片 15"/>
+          <wp:inline distT="0" distB="0" distL="0" distR="0" wp14:anchorId="3A55C908" wp14:editId="70F98B58">
+            <wp:extent cx="3024554" cy="2323947"/>
+            <wp:effectExtent l="0" t="0" r="4445" b="635"/>
+            <wp:docPr id="9" name="图片 9"/>
             <wp:cNvGraphicFramePr>
               <a:graphicFrameLocks xmlns:a="http://schemas.openxmlformats.org/drawingml/2006/main" noChangeAspect="1"/>
             </wp:cNvGraphicFramePr>
@@ -756,7 +1079,7 @@
                   <pic:spPr>
                     <a:xfrm>
                       <a:off x="0" y="0"/>
-                      <a:ext cx="2444219" cy="2063631"/>
+                      <a:ext cx="3031017" cy="2328913"/>
                     </a:xfrm>
                     <a:prstGeom prst="rect">
                       <a:avLst/>
@@ -768,15 +1091,22 @@
           </wp:inline>
         </w:drawing>
       </w:r>
+    </w:p>
+    <w:p>
+      <w:pPr>
+        <w:rPr>
+          <w:rFonts w:hint="eastAsia"/>
+        </w:rPr>
+      </w:pPr>
       <w:r>
         <w:rPr>
           <w:noProof/>
         </w:rPr>
         <w:drawing>
-          <wp:inline distT="0" distB="0" distL="0" distR="0" wp14:anchorId="7C172357" wp14:editId="338973E1">
-            <wp:extent cx="2828576" cy="2051539"/>
-            <wp:effectExtent l="0" t="0" r="0" b="6350"/>
-            <wp:docPr id="16" name="图片 16"/>
+          <wp:inline distT="0" distB="0" distL="0" distR="0" wp14:anchorId="3A32B290" wp14:editId="45F901AC">
+            <wp:extent cx="2004646" cy="1385585"/>
+            <wp:effectExtent l="0" t="0" r="0" b="5080"/>
+            <wp:docPr id="10" name="图片 10"/>
             <wp:cNvGraphicFramePr>
               <a:graphicFrameLocks xmlns:a="http://schemas.openxmlformats.org/drawingml/2006/main" noChangeAspect="1"/>
             </wp:cNvGraphicFramePr>
@@ -796,7 +1126,7 @@
                   <pic:spPr>
                     <a:xfrm>
                       <a:off x="0" y="0"/>
-                      <a:ext cx="2852670" cy="2069014"/>
+                      <a:ext cx="2014206" cy="1392193"/>
                     </a:xfrm>
                     <a:prstGeom prst="rect">
                       <a:avLst/>
@@ -810,23 +1140,44 @@
       </w:r>
     </w:p>
     <w:p>
-      <w:r>
-        <w:rPr>
-          <w:rFonts w:hint="eastAsia"/>
-        </w:rPr>
-        <w:t>设定单文件输出</w:t>
-      </w:r>
-    </w:p>
-    <w:p>
+      <w:pPr>
+        <w:pStyle w:val="2"/>
+        <w:rPr>
+          <w:rFonts w:hint="eastAsia"/>
+        </w:rPr>
+      </w:pPr>
+      <w:r>
+        <w:rPr>
+          <w:rFonts w:hint="eastAsia"/>
+        </w:rPr>
+        <w:lastRenderedPageBreak/>
+        <w:t>3</w:t>
+      </w:r>
+      <w:r>
+        <w:t>.</w:t>
+      </w:r>
+      <w:r>
+        <w:rPr>
+          <w:rFonts w:hint="eastAsia"/>
+        </w:rPr>
+        <w:t>导出数据</w:t>
+      </w:r>
+    </w:p>
+    <w:p>
+      <w:pPr>
+        <w:rPr>
+          <w:rFonts w:hint="eastAsia"/>
+        </w:rPr>
+      </w:pPr>
       <w:r>
         <w:rPr>
           <w:noProof/>
         </w:rPr>
         <w:drawing>
-          <wp:inline distT="0" distB="0" distL="0" distR="0" wp14:anchorId="052DEF00" wp14:editId="445612A2">
-            <wp:extent cx="2520462" cy="1877753"/>
-            <wp:effectExtent l="0" t="0" r="0" b="8255"/>
-            <wp:docPr id="19" name="图片 19"/>
+          <wp:inline distT="0" distB="0" distL="0" distR="0" wp14:anchorId="5D4B2964" wp14:editId="1A0111CB">
+            <wp:extent cx="2436839" cy="2057400"/>
+            <wp:effectExtent l="0" t="0" r="1905" b="0"/>
+            <wp:docPr id="15" name="图片 15"/>
             <wp:cNvGraphicFramePr>
               <a:graphicFrameLocks xmlns:a="http://schemas.openxmlformats.org/drawingml/2006/main" noChangeAspect="1"/>
             </wp:cNvGraphicFramePr>
@@ -846,7 +1197,7 @@
                   <pic:spPr>
                     <a:xfrm>
                       <a:off x="0" y="0"/>
-                      <a:ext cx="2525840" cy="1881760"/>
+                      <a:ext cx="2444219" cy="2063631"/>
                     </a:xfrm>
                     <a:prstGeom prst="rect">
                       <a:avLst/>
@@ -858,44 +1209,15 @@
           </wp:inline>
         </w:drawing>
       </w:r>
-    </w:p>
-    <w:p/>
-    <w:p>
-      <w:pPr>
-        <w:pStyle w:val="2"/>
-      </w:pPr>
-      <w:r>
-        <w:rPr>
-          <w:rFonts w:hint="eastAsia"/>
-        </w:rPr>
-        <w:t>4</w:t>
-      </w:r>
-      <w:r>
-        <w:t>.</w:t>
-      </w:r>
-      <w:r>
-        <w:rPr>
-          <w:rFonts w:hint="eastAsia"/>
-        </w:rPr>
-        <w:t>导出数据库</w:t>
-      </w:r>
-      <w:r>
-        <w:rPr>
-          <w:rFonts w:hint="eastAsia"/>
-        </w:rPr>
-        <w:t>-重要</w:t>
-      </w:r>
-    </w:p>
-    <w:p>
       <w:r>
         <w:rPr>
           <w:noProof/>
         </w:rPr>
         <w:drawing>
-          <wp:inline distT="0" distB="0" distL="0" distR="0" wp14:anchorId="3FBC2DB2" wp14:editId="7F6EBB87">
-            <wp:extent cx="2864180" cy="1534160"/>
-            <wp:effectExtent l="0" t="0" r="0" b="8890"/>
-            <wp:docPr id="20" name="图片 20"/>
+          <wp:inline distT="0" distB="0" distL="0" distR="0" wp14:anchorId="7C172357" wp14:editId="338973E1">
+            <wp:extent cx="2828576" cy="2051539"/>
+            <wp:effectExtent l="0" t="0" r="0" b="6350"/>
+            <wp:docPr id="16" name="图片 16"/>
             <wp:cNvGraphicFramePr>
               <a:graphicFrameLocks xmlns:a="http://schemas.openxmlformats.org/drawingml/2006/main" noChangeAspect="1"/>
             </wp:cNvGraphicFramePr>
@@ -915,7 +1237,7 @@
                   <pic:spPr>
                     <a:xfrm>
                       <a:off x="0" y="0"/>
-                      <a:ext cx="2869331" cy="1536919"/>
+                      <a:ext cx="2852670" cy="2069014"/>
                     </a:xfrm>
                     <a:prstGeom prst="rect">
                       <a:avLst/>
@@ -930,28 +1252,32 @@
     </w:p>
     <w:p>
       <w:pPr>
-        <w:widowControl/>
-        <w:jc w:val="left"/>
-      </w:pPr>
-      <w:r>
-        <w:br w:type="page"/>
-      </w:r>
-    </w:p>
-    <w:p>
-      <w:pPr>
-        <w:widowControl/>
-        <w:jc w:val="left"/>
+        <w:rPr>
+          <w:rFonts w:hint="eastAsia"/>
+        </w:rPr>
+      </w:pPr>
+      <w:r>
+        <w:rPr>
+          <w:rFonts w:hint="eastAsia"/>
+        </w:rPr>
+        <w:t>设定单文件输出</w:t>
+      </w:r>
+    </w:p>
+    <w:p>
+      <w:pPr>
+        <w:rPr>
+          <w:rFonts w:hint="eastAsia"/>
+        </w:rPr>
       </w:pPr>
       <w:r>
         <w:rPr>
           <w:noProof/>
         </w:rPr>
-        <w:lastRenderedPageBreak/>
         <w:drawing>
-          <wp:inline distT="0" distB="0" distL="0" distR="0" wp14:anchorId="32097492" wp14:editId="4E14F227">
-            <wp:extent cx="3173671" cy="1996440"/>
-            <wp:effectExtent l="0" t="0" r="8255" b="3810"/>
-            <wp:docPr id="21" name="图片 21"/>
+          <wp:inline distT="0" distB="0" distL="0" distR="0" wp14:anchorId="052DEF00" wp14:editId="445612A2">
+            <wp:extent cx="2520462" cy="1877753"/>
+            <wp:effectExtent l="0" t="0" r="0" b="8255"/>
+            <wp:docPr id="19" name="图片 19"/>
             <wp:cNvGraphicFramePr>
               <a:graphicFrameLocks xmlns:a="http://schemas.openxmlformats.org/drawingml/2006/main" noChangeAspect="1"/>
             </wp:cNvGraphicFramePr>
@@ -971,7 +1297,7 @@
                   <pic:spPr>
                     <a:xfrm>
                       <a:off x="0" y="0"/>
-                      <a:ext cx="3177033" cy="1998555"/>
+                      <a:ext cx="2525840" cy="1881760"/>
                     </a:xfrm>
                     <a:prstGeom prst="rect">
                       <a:avLst/>
@@ -984,40 +1310,57 @@
         </w:drawing>
       </w:r>
     </w:p>
-    <w:p/>
-    <w:p/>
-    <w:p>
-      <w:pPr>
-        <w:pStyle w:val="1"/>
-      </w:pPr>
-      <w:r>
-        <w:rPr>
-          <w:rFonts w:hint="eastAsia"/>
-        </w:rPr>
-        <w:t>数据库导入</w:t>
-      </w:r>
+    <w:p>
+      <w:pPr>
+        <w:rPr>
+          <w:rFonts w:hint="eastAsia"/>
+        </w:rPr>
+      </w:pPr>
     </w:p>
     <w:p>
       <w:pPr>
         <w:pStyle w:val="2"/>
-      </w:pPr>
-      <w:r>
-        <w:rPr>
-          <w:rFonts w:hint="eastAsia"/>
-        </w:rPr>
-        <w:t>数据库脚本导入</w:t>
-      </w:r>
-    </w:p>
-    <w:p>
+        <w:rPr>
+          <w:rFonts w:hint="eastAsia"/>
+        </w:rPr>
+      </w:pPr>
+      <w:r>
+        <w:rPr>
+          <w:rFonts w:hint="eastAsia"/>
+        </w:rPr>
+        <w:t>4</w:t>
+      </w:r>
+      <w:r>
+        <w:t>.</w:t>
+      </w:r>
+      <w:r>
+        <w:rPr>
+          <w:rFonts w:hint="eastAsia"/>
+        </w:rPr>
+        <w:t>导出数据库</w:t>
+      </w:r>
+      <w:r>
+        <w:rPr>
+          <w:rFonts w:hint="eastAsia"/>
+        </w:rPr>
+        <w:t>-重要</w:t>
+      </w:r>
+    </w:p>
+    <w:p>
+      <w:pPr>
+        <w:rPr>
+          <w:rFonts w:hint="eastAsia"/>
+        </w:rPr>
+      </w:pPr>
       <w:r>
         <w:rPr>
           <w:noProof/>
         </w:rPr>
         <w:drawing>
-          <wp:inline distT="0" distB="0" distL="0" distR="0" wp14:anchorId="5808D8D8" wp14:editId="6673C0DD">
-            <wp:extent cx="4465707" cy="2979678"/>
-            <wp:effectExtent l="0" t="0" r="0" b="0"/>
-            <wp:docPr id="17" name="图片 17"/>
+          <wp:inline distT="0" distB="0" distL="0" distR="0" wp14:anchorId="3FBC2DB2" wp14:editId="7F6EBB87">
+            <wp:extent cx="2864180" cy="1534160"/>
+            <wp:effectExtent l="0" t="0" r="0" b="8890"/>
+            <wp:docPr id="20" name="图片 20"/>
             <wp:cNvGraphicFramePr>
               <a:graphicFrameLocks xmlns:a="http://schemas.openxmlformats.org/drawingml/2006/main" noChangeAspect="1"/>
             </wp:cNvGraphicFramePr>
@@ -1037,7 +1380,7 @@
                   <pic:spPr>
                     <a:xfrm>
                       <a:off x="0" y="0"/>
-                      <a:ext cx="4465707" cy="2979678"/>
+                      <a:ext cx="2869331" cy="1536919"/>
                     </a:xfrm>
                     <a:prstGeom prst="rect">
                       <a:avLst/>
@@ -1052,52 +1395,34 @@
     </w:p>
     <w:p>
       <w:pPr>
-        <w:pStyle w:val="2"/>
-      </w:pPr>
-      <w:r>
-        <w:rPr>
-          <w:rFonts w:hint="eastAsia"/>
-        </w:rPr>
-        <w:t>数据</w:t>
-      </w:r>
-      <w:r>
-        <w:rPr>
-          <w:rFonts w:hint="eastAsia"/>
-        </w:rPr>
-        <w:t>库</w:t>
-      </w:r>
-      <w:r>
-        <w:rPr>
-          <w:rFonts w:hint="eastAsia"/>
-        </w:rPr>
-        <w:t>表</w:t>
-      </w:r>
-      <w:r>
-        <w:rPr>
-          <w:rFonts w:hint="eastAsia"/>
-        </w:rPr>
-        <w:t>导入</w:t>
-      </w:r>
-    </w:p>
-    <w:p>
-      <w:r>
-        <w:rPr>
-          <w:rFonts w:hint="eastAsia"/>
-        </w:rPr>
-        <w:t>同一张表在不同数据库之间的数据更新。</w:t>
-      </w:r>
-    </w:p>
-    <w:p>
+        <w:widowControl/>
+        <w:jc w:val="left"/>
+        <w:rPr>
+          <w:rFonts w:hint="eastAsia"/>
+        </w:rPr>
+      </w:pPr>
+      <w:r>
+        <w:br w:type="page"/>
+      </w:r>
+    </w:p>
+    <w:p>
+      <w:pPr>
+        <w:widowControl/>
+        <w:jc w:val="left"/>
+        <w:rPr>
+          <w:rFonts w:hint="eastAsia"/>
+        </w:rPr>
+      </w:pPr>
       <w:r>
         <w:rPr>
           <w:noProof/>
         </w:rPr>
         <w:lastRenderedPageBreak/>
         <w:drawing>
-          <wp:inline distT="0" distB="0" distL="0" distR="0" wp14:anchorId="1D0D4209" wp14:editId="4411AEA3">
-            <wp:extent cx="2801140" cy="1547446"/>
-            <wp:effectExtent l="0" t="0" r="0" b="0"/>
-            <wp:docPr id="11" name="图片 11"/>
+          <wp:inline distT="0" distB="0" distL="0" distR="0" wp14:anchorId="32097492" wp14:editId="4E14F227">
+            <wp:extent cx="3173671" cy="1996440"/>
+            <wp:effectExtent l="0" t="0" r="8255" b="3810"/>
+            <wp:docPr id="21" name="图片 21"/>
             <wp:cNvGraphicFramePr>
               <a:graphicFrameLocks xmlns:a="http://schemas.openxmlformats.org/drawingml/2006/main" noChangeAspect="1"/>
             </wp:cNvGraphicFramePr>
@@ -1117,7 +1442,7 @@
                   <pic:spPr>
                     <a:xfrm>
                       <a:off x="0" y="0"/>
-                      <a:ext cx="2805443" cy="1549823"/>
+                      <a:ext cx="3177033" cy="1998555"/>
                     </a:xfrm>
                     <a:prstGeom prst="rect">
                       <a:avLst/>
@@ -1130,44 +1455,63 @@
         </w:drawing>
       </w:r>
     </w:p>
-    <w:p/>
-    <w:p>
-      <w:pPr>
-        <w:rPr>
-          <w:b/>
-          <w:bCs/>
-        </w:rPr>
-      </w:pPr>
-      <w:r>
-        <w:rPr>
-          <w:rFonts w:hint="eastAsia"/>
-          <w:b/>
-          <w:bCs/>
-        </w:rPr>
-        <w:t>导入过程</w:t>
-      </w:r>
-      <w:r>
-        <w:rPr>
-          <w:rFonts w:hint="eastAsia"/>
-          <w:b/>
-          <w:bCs/>
-        </w:rPr>
-        <w:t>如下：</w:t>
-      </w:r>
-    </w:p>
-    <w:p>
-      <w:r>
-        <w:tab/>
-      </w:r>
+    <w:p>
+      <w:pPr>
+        <w:rPr>
+          <w:rFonts w:hint="eastAsia"/>
+        </w:rPr>
+      </w:pPr>
+    </w:p>
+    <w:p>
+      <w:pPr>
+        <w:rPr>
+          <w:rFonts w:hint="eastAsia"/>
+        </w:rPr>
+      </w:pPr>
+    </w:p>
+    <w:p>
+      <w:pPr>
+        <w:pStyle w:val="1"/>
+        <w:rPr>
+          <w:rFonts w:hint="eastAsia"/>
+        </w:rPr>
+      </w:pPr>
+      <w:r>
+        <w:rPr>
+          <w:rFonts w:hint="eastAsia"/>
+        </w:rPr>
+        <w:t>数据库导入</w:t>
+      </w:r>
+    </w:p>
+    <w:p>
+      <w:pPr>
+        <w:pStyle w:val="2"/>
+        <w:rPr>
+          <w:rFonts w:hint="eastAsia"/>
+        </w:rPr>
+      </w:pPr>
+      <w:r>
+        <w:rPr>
+          <w:rFonts w:hint="eastAsia"/>
+        </w:rPr>
+        <w:t>数据库脚本导入</w:t>
+      </w:r>
+    </w:p>
+    <w:p>
+      <w:pPr>
+        <w:rPr>
+          <w:rFonts w:hint="eastAsia"/>
+        </w:rPr>
+      </w:pPr>
       <w:r>
         <w:rPr>
           <w:noProof/>
         </w:rPr>
         <w:drawing>
-          <wp:inline distT="0" distB="0" distL="0" distR="0" wp14:anchorId="076511DB" wp14:editId="02C5DA27">
-            <wp:extent cx="3071446" cy="1003231"/>
-            <wp:effectExtent l="0" t="0" r="0" b="6985"/>
-            <wp:docPr id="12" name="图片 12"/>
+          <wp:inline distT="0" distB="0" distL="0" distR="0" wp14:anchorId="5808D8D8" wp14:editId="6673C0DD">
+            <wp:extent cx="4465707" cy="2979678"/>
+            <wp:effectExtent l="0" t="0" r="0" b="0"/>
+            <wp:docPr id="17" name="图片 17"/>
             <wp:cNvGraphicFramePr>
               <a:graphicFrameLocks xmlns:a="http://schemas.openxmlformats.org/drawingml/2006/main" noChangeAspect="1"/>
             </wp:cNvGraphicFramePr>
@@ -1187,7 +1531,7 @@
                   <pic:spPr>
                     <a:xfrm>
                       <a:off x="0" y="0"/>
-                      <a:ext cx="3087629" cy="1008517"/>
+                      <a:ext cx="4465707" cy="2979678"/>
                     </a:xfrm>
                     <a:prstGeom prst="rect">
                       <a:avLst/>
@@ -1201,18 +1545,66 @@
       </w:r>
     </w:p>
     <w:p>
-      <w:r>
-        <w:tab/>
-      </w:r>
+      <w:pPr>
+        <w:pStyle w:val="2"/>
+        <w:rPr>
+          <w:rFonts w:hint="eastAsia"/>
+        </w:rPr>
+      </w:pPr>
+      <w:r>
+        <w:rPr>
+          <w:rFonts w:hint="eastAsia"/>
+        </w:rPr>
+        <w:t>数据</w:t>
+      </w:r>
+      <w:r>
+        <w:rPr>
+          <w:rFonts w:hint="eastAsia"/>
+        </w:rPr>
+        <w:t>库</w:t>
+      </w:r>
+      <w:r>
+        <w:rPr>
+          <w:rFonts w:hint="eastAsia"/>
+        </w:rPr>
+        <w:t>表</w:t>
+      </w:r>
+      <w:r>
+        <w:rPr>
+          <w:rFonts w:hint="eastAsia"/>
+        </w:rPr>
+        <w:t>导入</w:t>
+      </w:r>
+    </w:p>
+    <w:p>
+      <w:pPr>
+        <w:rPr>
+          <w:rFonts w:hint="eastAsia"/>
+        </w:rPr>
+      </w:pPr>
+      <w:r>
+        <w:rPr>
+          <w:rFonts w:hint="eastAsia"/>
+        </w:rPr>
+        <w:t>同一张表在不同数据库之间的数据更新。</w:t>
+      </w:r>
+    </w:p>
+    <w:p>
+      <w:pPr>
+        <w:rPr>
+          <w:rFonts w:hint="eastAsia"/>
+        </w:rPr>
+      </w:pPr>
       <w:r>
         <w:rPr>
           <w:noProof/>
         </w:rPr>
+        <w:lastRenderedPageBreak/>
         <w:drawing>
-          <wp:inline distT="0" distB="0" distL="0" distR="0" wp14:anchorId="2D9F8984" wp14:editId="13DA88AE">
-            <wp:extent cx="3070860" cy="1687830"/>
-            <wp:effectExtent l="0" t="0" r="0" b="7620"/>
-            <wp:docPr id="14" name="图片 14"/>
+          <wp:inline distT="0" distB="0" distL="0" distR="0" wp14:anchorId="1D0D4209" wp14:editId="4411AEA3">
+            <wp:extent cx="2801140" cy="1547446"/>
+            <wp:effectExtent l="0" t="0" r="0" b="0"/>
+            <wp:docPr id="11" name="图片 11"/>
             <wp:cNvGraphicFramePr>
               <a:graphicFrameLocks xmlns:a="http://schemas.openxmlformats.org/drawingml/2006/main" noChangeAspect="1"/>
             </wp:cNvGraphicFramePr>
@@ -1232,7 +1624,7 @@
                   <pic:spPr>
                     <a:xfrm>
                       <a:off x="0" y="0"/>
-                      <a:ext cx="3081305" cy="1693571"/>
+                      <a:ext cx="2805443" cy="1549823"/>
                     </a:xfrm>
                     <a:prstGeom prst="rect">
                       <a:avLst/>
@@ -1246,61 +1638,55 @@
       </w:r>
     </w:p>
     <w:p>
-      <w:r>
-        <w:rPr>
-          <w:rFonts w:hint="eastAsia"/>
-        </w:rPr>
-        <w:t>后续步骤继续</w:t>
-      </w:r>
-      <w:r>
-        <w:rPr>
-          <w:rFonts w:hint="eastAsia"/>
-        </w:rPr>
-        <w:t>下一步。</w:t>
-      </w:r>
-    </w:p>
-    <w:p/>
-    <w:p>
-      <w:pPr>
-        <w:pStyle w:val="1"/>
-      </w:pPr>
-      <w:r>
-        <w:rPr>
-          <w:rFonts w:hint="eastAsia"/>
-        </w:rPr>
-        <w:t>常用操作</w:t>
-      </w:r>
-    </w:p>
-    <w:p>
-      <w:pPr>
-        <w:pStyle w:val="2"/>
-      </w:pPr>
-      <w:r>
-        <w:rPr>
-          <w:rFonts w:hint="eastAsia"/>
-        </w:rPr>
-        <w:t>1</w:t>
-      </w:r>
-      <w:r>
-        <w:t>.</w:t>
-      </w:r>
-      <w:r>
-        <w:rPr>
-          <w:rFonts w:hint="eastAsia"/>
-        </w:rPr>
-        <w:t>批量添加数据</w:t>
-      </w:r>
-    </w:p>
-    <w:p>
+      <w:pPr>
+        <w:rPr>
+          <w:rFonts w:hint="eastAsia"/>
+        </w:rPr>
+      </w:pPr>
+    </w:p>
+    <w:p>
+      <w:pPr>
+        <w:rPr>
+          <w:rFonts w:hint="eastAsia"/>
+          <w:b/>
+          <w:bCs/>
+        </w:rPr>
+      </w:pPr>
+      <w:r>
+        <w:rPr>
+          <w:rFonts w:hint="eastAsia"/>
+          <w:b/>
+          <w:bCs/>
+        </w:rPr>
+        <w:t>导入过程</w:t>
+      </w:r>
+      <w:r>
+        <w:rPr>
+          <w:rFonts w:hint="eastAsia"/>
+          <w:b/>
+          <w:bCs/>
+        </w:rPr>
+        <w:t>如下：</w:t>
+      </w:r>
+    </w:p>
+    <w:p>
+      <w:pPr>
+        <w:rPr>
+          <w:rFonts w:hint="eastAsia"/>
+        </w:rPr>
+      </w:pPr>
+      <w:r>
+        <w:tab/>
+      </w:r>
       <w:r>
         <w:rPr>
           <w:noProof/>
         </w:rPr>
         <w:drawing>
-          <wp:inline distT="0" distB="0" distL="0" distR="0" wp14:anchorId="07DC3B8D" wp14:editId="7871EF0B">
-            <wp:extent cx="3493477" cy="1040136"/>
-            <wp:effectExtent l="0" t="0" r="0" b="7620"/>
-            <wp:docPr id="22" name="图片 22"/>
+          <wp:inline distT="0" distB="0" distL="0" distR="0" wp14:anchorId="076511DB" wp14:editId="02C5DA27">
+            <wp:extent cx="3071446" cy="1003231"/>
+            <wp:effectExtent l="0" t="0" r="0" b="6985"/>
+            <wp:docPr id="12" name="图片 12"/>
             <wp:cNvGraphicFramePr>
               <a:graphicFrameLocks xmlns:a="http://schemas.openxmlformats.org/drawingml/2006/main" noChangeAspect="1"/>
             </wp:cNvGraphicFramePr>
@@ -1320,7 +1706,7 @@
                   <pic:spPr>
                     <a:xfrm>
                       <a:off x="0" y="0"/>
-                      <a:ext cx="3514522" cy="1046402"/>
+                      <a:ext cx="3087629" cy="1008517"/>
                     </a:xfrm>
                     <a:prstGeom prst="rect">
                       <a:avLst/>
@@ -1332,22 +1718,25 @@
           </wp:inline>
         </w:drawing>
       </w:r>
+    </w:p>
+    <w:p>
+      <w:pPr>
+        <w:rPr>
+          <w:rFonts w:hint="eastAsia"/>
+        </w:rPr>
+      </w:pPr>
+      <w:r>
+        <w:tab/>
+      </w:r>
       <w:r>
         <w:rPr>
           <w:noProof/>
         </w:rPr>
-        <w:t xml:space="preserve"> </w:t>
-      </w:r>
-      <w:r>
-        <w:rPr>
-          <w:noProof/>
-        </w:rPr>
-        <w:lastRenderedPageBreak/>
         <w:drawing>
-          <wp:inline distT="0" distB="0" distL="0" distR="0" wp14:anchorId="4CCE6CE5" wp14:editId="26346C47">
-            <wp:extent cx="2853159" cy="2459158"/>
-            <wp:effectExtent l="0" t="0" r="4445" b="0"/>
-            <wp:docPr id="1" name="图片 1"/>
+          <wp:inline distT="0" distB="0" distL="0" distR="0" wp14:anchorId="2D9F8984" wp14:editId="13DA88AE">
+            <wp:extent cx="3070860" cy="1687830"/>
+            <wp:effectExtent l="0" t="0" r="0" b="7620"/>
+            <wp:docPr id="14" name="图片 14"/>
             <wp:cNvGraphicFramePr>
               <a:graphicFrameLocks xmlns:a="http://schemas.openxmlformats.org/drawingml/2006/main" noChangeAspect="1"/>
             </wp:cNvGraphicFramePr>
@@ -1367,7 +1756,7 @@
                   <pic:spPr>
                     <a:xfrm>
                       <a:off x="0" y="0"/>
-                      <a:ext cx="2858094" cy="2463412"/>
+                      <a:ext cx="3081305" cy="1693571"/>
                     </a:xfrm>
                     <a:prstGeom prst="rect">
                       <a:avLst/>
@@ -1382,13 +1771,56 @@
     </w:p>
     <w:p>
       <w:pPr>
+        <w:rPr>
+          <w:rFonts w:hint="eastAsia"/>
+        </w:rPr>
+      </w:pPr>
+      <w:r>
+        <w:rPr>
+          <w:rFonts w:hint="eastAsia"/>
+        </w:rPr>
+        <w:t>后续步骤继续</w:t>
+      </w:r>
+      <w:r>
+        <w:rPr>
+          <w:rFonts w:hint="eastAsia"/>
+        </w:rPr>
+        <w:t>下一步。</w:t>
+      </w:r>
+    </w:p>
+    <w:p>
+      <w:pPr>
+        <w:rPr>
+          <w:rFonts w:hint="eastAsia"/>
+        </w:rPr>
+      </w:pPr>
+    </w:p>
+    <w:p>
+      <w:pPr>
+        <w:pStyle w:val="1"/>
+        <w:rPr>
+          <w:rFonts w:hint="eastAsia"/>
+        </w:rPr>
+      </w:pPr>
+      <w:r>
+        <w:rPr>
+          <w:rFonts w:hint="eastAsia"/>
+        </w:rPr>
+        <w:t>常用操作</w:t>
+      </w:r>
+    </w:p>
+    <w:p>
+      <w:pPr>
         <w:pStyle w:val="2"/>
-      </w:pPr>
-      <w:r>
-        <w:rPr>
-          <w:rFonts w:hint="eastAsia"/>
-        </w:rPr>
-        <w:t>2</w:t>
+        <w:rPr>
+          <w:rFonts w:hint="eastAsia"/>
+        </w:rPr>
+      </w:pPr>
+      <w:r>
+        <w:rPr>
+          <w:rFonts w:hint="eastAsia"/>
+        </w:rPr>
+        <w:t>1</w:t>
       </w:r>
       <w:r>
         <w:t>.</w:t>
@@ -1397,24 +1829,24 @@
         <w:rPr>
           <w:rFonts w:hint="eastAsia"/>
         </w:rPr>
-        <w:t>显示所有表</w:t>
-      </w:r>
-    </w:p>
-    <w:p>
-      <w:pPr>
+        <w:t>批量添加数据</w:t>
+      </w:r>
+    </w:p>
+    <w:p>
+      <w:pPr>
+        <w:rPr>
+          <w:rFonts w:hint="eastAsia"/>
+        </w:rPr>
+      </w:pPr>
+      <w:r>
         <w:rPr>
           <w:noProof/>
         </w:rPr>
-      </w:pPr>
-      <w:r>
-        <w:rPr>
-          <w:noProof/>
-        </w:rPr>
         <w:drawing>
-          <wp:inline distT="0" distB="0" distL="0" distR="0" wp14:anchorId="4C5A53C9" wp14:editId="738B3BB0">
-            <wp:extent cx="5274310" cy="2273935"/>
-            <wp:effectExtent l="0" t="0" r="2540" b="0"/>
-            <wp:docPr id="18" name="图片 18"/>
+          <wp:inline distT="0" distB="0" distL="0" distR="0" wp14:anchorId="07DC3B8D" wp14:editId="7871EF0B">
+            <wp:extent cx="3493477" cy="1040136"/>
+            <wp:effectExtent l="0" t="0" r="0" b="7620"/>
+            <wp:docPr id="22" name="图片 22"/>
             <wp:cNvGraphicFramePr>
               <a:graphicFrameLocks xmlns:a="http://schemas.openxmlformats.org/drawingml/2006/main" noChangeAspect="1"/>
             </wp:cNvGraphicFramePr>
@@ -1434,7 +1866,7 @@
                   <pic:spPr>
                     <a:xfrm>
                       <a:off x="0" y="0"/>
-                      <a:ext cx="5274310" cy="2273935"/>
+                      <a:ext cx="3514522" cy="1046402"/>
                     </a:xfrm>
                     <a:prstGeom prst="rect">
                       <a:avLst/>
@@ -1446,39 +1878,22 @@
           </wp:inline>
         </w:drawing>
       </w:r>
-    </w:p>
-    <w:p/>
-    <w:p/>
-    <w:p>
-      <w:pPr>
-        <w:pStyle w:val="2"/>
-      </w:pPr>
-      <w:r>
-        <w:rPr>
-          <w:rFonts w:hint="eastAsia"/>
-        </w:rPr>
-        <w:t>3</w:t>
-      </w:r>
-      <w:r>
-        <w:t>.</w:t>
-      </w:r>
-      <w:r>
-        <w:rPr>
-          <w:rFonts w:hint="eastAsia"/>
-        </w:rPr>
-        <w:t>过滤表无用表</w:t>
-      </w:r>
-    </w:p>
-    <w:p>
       <w:r>
         <w:rPr>
           <w:noProof/>
         </w:rPr>
+        <w:t xml:space="preserve"> </w:t>
+      </w:r>
+      <w:r>
+        <w:rPr>
+          <w:noProof/>
+        </w:rPr>
+        <w:lastRenderedPageBreak/>
         <w:drawing>
-          <wp:inline distT="0" distB="0" distL="0" distR="0" wp14:anchorId="49DF07F3" wp14:editId="05CAD78F">
-            <wp:extent cx="2878142" cy="1600200"/>
-            <wp:effectExtent l="0" t="0" r="0" b="0"/>
-            <wp:docPr id="5" name="图片 5"/>
+          <wp:inline distT="0" distB="0" distL="0" distR="0" wp14:anchorId="4CCE6CE5" wp14:editId="26346C47">
+            <wp:extent cx="2853159" cy="2459158"/>
+            <wp:effectExtent l="0" t="0" r="4445" b="0"/>
+            <wp:docPr id="1" name="图片 1"/>
             <wp:cNvGraphicFramePr>
               <a:graphicFrameLocks xmlns:a="http://schemas.openxmlformats.org/drawingml/2006/main" noChangeAspect="1"/>
             </wp:cNvGraphicFramePr>
@@ -1498,7 +1913,7 @@
                   <pic:spPr>
                     <a:xfrm>
                       <a:off x="0" y="0"/>
-                      <a:ext cx="2918597" cy="1622692"/>
+                      <a:ext cx="2858094" cy="2463412"/>
                     </a:xfrm>
                     <a:prstGeom prst="rect">
                       <a:avLst/>
@@ -1510,21 +1925,46 @@
           </wp:inline>
         </w:drawing>
       </w:r>
-      <w:r>
-        <w:rPr>
-          <w:rFonts w:hint="eastAsia"/>
-        </w:rPr>
-        <w:t xml:space="preserve"> </w:t>
-      </w:r>
-      <w:r>
-        <w:rPr>
+    </w:p>
+    <w:p>
+      <w:pPr>
+        <w:pStyle w:val="2"/>
+        <w:rPr>
+          <w:rFonts w:hint="eastAsia"/>
+        </w:rPr>
+      </w:pPr>
+      <w:r>
+        <w:rPr>
+          <w:rFonts w:hint="eastAsia"/>
+        </w:rPr>
+        <w:t>2</w:t>
+      </w:r>
+      <w:r>
+        <w:t>.</w:t>
+      </w:r>
+      <w:r>
+        <w:rPr>
+          <w:rFonts w:hint="eastAsia"/>
+        </w:rPr>
+        <w:t>显示所有表</w:t>
+      </w:r>
+    </w:p>
+    <w:p>
+      <w:pPr>
+        <w:rPr>
+          <w:rFonts w:hint="eastAsia"/>
           <w:noProof/>
         </w:rPr>
+      </w:pPr>
+      <w:r>
+        <w:rPr>
+          <w:noProof/>
+        </w:rPr>
         <w:drawing>
-          <wp:inline distT="0" distB="0" distL="0" distR="0" wp14:anchorId="747F875F" wp14:editId="5B583B51">
-            <wp:extent cx="1993208" cy="1582615"/>
-            <wp:effectExtent l="0" t="0" r="7620" b="0"/>
-            <wp:docPr id="6" name="图片 6"/>
+          <wp:inline distT="0" distB="0" distL="0" distR="0" wp14:anchorId="4C5A53C9" wp14:editId="738B3BB0">
+            <wp:extent cx="5274310" cy="2273935"/>
+            <wp:effectExtent l="0" t="0" r="2540" b="0"/>
+            <wp:docPr id="18" name="图片 18"/>
             <wp:cNvGraphicFramePr>
               <a:graphicFrameLocks xmlns:a="http://schemas.openxmlformats.org/drawingml/2006/main" noChangeAspect="1"/>
             </wp:cNvGraphicFramePr>
@@ -1544,7 +1984,7 @@
                   <pic:spPr>
                     <a:xfrm>
                       <a:off x="0" y="0"/>
-                      <a:ext cx="2007756" cy="1594166"/>
+                      <a:ext cx="5274310" cy="2273935"/>
                     </a:xfrm>
                     <a:prstGeom prst="rect">
                       <a:avLst/>
@@ -1559,37 +1999,56 @@
     </w:p>
     <w:p>
       <w:pPr>
+        <w:rPr>
+          <w:rFonts w:hint="eastAsia"/>
+        </w:rPr>
+      </w:pPr>
+    </w:p>
+    <w:p>
+      <w:pPr>
+        <w:rPr>
+          <w:rFonts w:hint="eastAsia"/>
+        </w:rPr>
+      </w:pPr>
+    </w:p>
+    <w:p>
+      <w:pPr>
         <w:pStyle w:val="2"/>
-      </w:pPr>
-      <w:r>
-        <w:lastRenderedPageBreak/>
-        <w:t>4.</w:t>
-      </w:r>
-      <w:r>
-        <w:rPr>
-          <w:rFonts w:hint="eastAsia"/>
-        </w:rPr>
-        <w:t>禁止更新</w:t>
-      </w:r>
-    </w:p>
-    <w:p>
-      <w:r>
-        <w:rPr>
-          <w:rFonts w:hint="eastAsia"/>
-        </w:rPr>
-        <w:t>窗口 -》首选项</w:t>
-      </w:r>
-    </w:p>
-    <w:p>
+        <w:rPr>
+          <w:rFonts w:hint="eastAsia"/>
+        </w:rPr>
+      </w:pPr>
+      <w:r>
+        <w:rPr>
+          <w:rFonts w:hint="eastAsia"/>
+        </w:rPr>
+        <w:t>3</w:t>
+      </w:r>
+      <w:r>
+        <w:t>.</w:t>
+      </w:r>
+      <w:r>
+        <w:rPr>
+          <w:rFonts w:hint="eastAsia"/>
+        </w:rPr>
+        <w:t>过滤表无用表</w:t>
+      </w:r>
+    </w:p>
+    <w:p>
+      <w:pPr>
+        <w:rPr>
+          <w:rFonts w:hint="eastAsia"/>
+        </w:rPr>
+      </w:pPr>
       <w:r>
         <w:rPr>
           <w:noProof/>
         </w:rPr>
         <w:drawing>
-          <wp:inline distT="0" distB="0" distL="0" distR="0" wp14:anchorId="6CE979C2" wp14:editId="4BA9D275">
-            <wp:extent cx="2803708" cy="2819400"/>
+          <wp:inline distT="0" distB="0" distL="0" distR="0" wp14:anchorId="49DF07F3" wp14:editId="05CAD78F">
+            <wp:extent cx="2878142" cy="1600200"/>
             <wp:effectExtent l="0" t="0" r="0" b="0"/>
-            <wp:docPr id="13" name="图片 13"/>
+            <wp:docPr id="5" name="图片 5"/>
             <wp:cNvGraphicFramePr>
               <a:graphicFrameLocks xmlns:a="http://schemas.openxmlformats.org/drawingml/2006/main" noChangeAspect="1"/>
             </wp:cNvGraphicFramePr>
@@ -1609,7 +2068,7 @@
                   <pic:spPr>
                     <a:xfrm>
                       <a:off x="0" y="0"/>
-                      <a:ext cx="2805784" cy="2821488"/>
+                      <a:ext cx="2918597" cy="1622692"/>
                     </a:xfrm>
                     <a:prstGeom prst="rect">
                       <a:avLst/>
@@ -1621,42 +2080,21 @@
           </wp:inline>
         </w:drawing>
       </w:r>
-    </w:p>
-    <w:p/>
-    <w:p/>
-    <w:p>
-      <w:pPr>
-        <w:pStyle w:val="1"/>
-      </w:pPr>
-      <w:r>
-        <w:rPr>
-          <w:rFonts w:hint="eastAsia"/>
-        </w:rPr>
-        <w:t>系统设置</w:t>
-      </w:r>
-    </w:p>
-    <w:p/>
-    <w:p>
-      <w:pPr>
-        <w:pStyle w:val="2"/>
-      </w:pPr>
-      <w:r>
-        <w:rPr>
-          <w:rFonts w:hint="eastAsia"/>
-        </w:rPr>
-        <w:t>快捷键设置</w:t>
-      </w:r>
-    </w:p>
-    <w:p>
+      <w:r>
+        <w:rPr>
+          <w:rFonts w:hint="eastAsia"/>
+        </w:rPr>
+        <w:t xml:space="preserve"> </w:t>
+      </w:r>
       <w:r>
         <w:rPr>
           <w:noProof/>
         </w:rPr>
         <w:drawing>
-          <wp:inline distT="0" distB="0" distL="0" distR="0" wp14:anchorId="7EC897D0" wp14:editId="27CC11DF">
-            <wp:extent cx="3528216" cy="1875693"/>
-            <wp:effectExtent l="0" t="0" r="0" b="0"/>
-            <wp:docPr id="8" name="图片 8"/>
+          <wp:inline distT="0" distB="0" distL="0" distR="0" wp14:anchorId="747F875F" wp14:editId="5B583B51">
+            <wp:extent cx="1993208" cy="1582615"/>
+            <wp:effectExtent l="0" t="0" r="7620" b="0"/>
+            <wp:docPr id="6" name="图片 6"/>
             <wp:cNvGraphicFramePr>
               <a:graphicFrameLocks xmlns:a="http://schemas.openxmlformats.org/drawingml/2006/main" noChangeAspect="1"/>
             </wp:cNvGraphicFramePr>
@@ -1676,7 +2114,7 @@
                   <pic:spPr>
                     <a:xfrm>
                       <a:off x="0" y="0"/>
-                      <a:ext cx="3540156" cy="1882041"/>
+                      <a:ext cx="2007756" cy="1594166"/>
                     </a:xfrm>
                     <a:prstGeom prst="rect">
                       <a:avLst/>
@@ -1690,16 +2128,65 @@
       </w:r>
     </w:p>
     <w:p>
+      <w:pPr>
+        <w:pStyle w:val="2"/>
+        <w:rPr>
+          <w:rFonts w:hint="eastAsia"/>
+        </w:rPr>
+      </w:pPr>
+      <w:r>
+        <w:lastRenderedPageBreak/>
+        <w:t>4.</w:t>
+      </w:r>
+      <w:r>
+        <w:rPr>
+          <w:rFonts w:hint="eastAsia"/>
+        </w:rPr>
+        <w:t>禁止更新</w:t>
+      </w:r>
+    </w:p>
+    <w:p>
+      <w:pPr>
+        <w:rPr>
+          <w:rFonts w:hint="eastAsia"/>
+        </w:rPr>
+      </w:pPr>
+      <w:r>
+        <w:rPr>
+          <w:rFonts w:hint="eastAsia"/>
+        </w:rPr>
+        <w:t>窗口 -</w:t>
+      </w:r>
+      <w:proofErr w:type="gramStart"/>
+      <w:r>
+        <w:rPr>
+          <w:rFonts w:hint="eastAsia"/>
+        </w:rPr>
+        <w:t>》</w:t>
+      </w:r>
+      <w:proofErr w:type="gramEnd"/>
+      <w:r>
+        <w:rPr>
+          <w:rFonts w:hint="eastAsia"/>
+        </w:rPr>
+        <w:t>首选项</w:t>
+      </w:r>
+    </w:p>
+    <w:p>
+      <w:pPr>
+        <w:rPr>
+          <w:rFonts w:hint="eastAsia"/>
+        </w:rPr>
+      </w:pPr>
       <w:r>
         <w:rPr>
           <w:noProof/>
         </w:rPr>
-        <w:lastRenderedPageBreak/>
         <w:drawing>
-          <wp:inline distT="0" distB="0" distL="0" distR="0" wp14:anchorId="36D5B955" wp14:editId="1CB64E59">
-            <wp:extent cx="4472172" cy="2373923"/>
-            <wp:effectExtent l="0" t="0" r="5080" b="7620"/>
-            <wp:docPr id="7" name="图片 7"/>
+          <wp:inline distT="0" distB="0" distL="0" distR="0" wp14:anchorId="6CE979C2" wp14:editId="4BA9D275">
+            <wp:extent cx="2803708" cy="2819400"/>
+            <wp:effectExtent l="0" t="0" r="0" b="0"/>
+            <wp:docPr id="13" name="图片 13"/>
             <wp:cNvGraphicFramePr>
               <a:graphicFrameLocks xmlns:a="http://schemas.openxmlformats.org/drawingml/2006/main" noChangeAspect="1"/>
             </wp:cNvGraphicFramePr>
@@ -1719,7 +2206,7 @@
                   <pic:spPr>
                     <a:xfrm>
                       <a:off x="0" y="0"/>
-                      <a:ext cx="4476890" cy="2376427"/>
+                      <a:ext cx="2805784" cy="2821488"/>
                     </a:xfrm>
                     <a:prstGeom prst="rect">
                       <a:avLst/>
@@ -1732,34 +2219,70 @@
         </w:drawing>
       </w:r>
     </w:p>
-    <w:p/>
+    <w:p>
+      <w:pPr>
+        <w:rPr>
+          <w:rFonts w:hint="eastAsia"/>
+        </w:rPr>
+      </w:pPr>
+    </w:p>
+    <w:p>
+      <w:pPr>
+        <w:rPr>
+          <w:rFonts w:hint="eastAsia"/>
+        </w:rPr>
+      </w:pPr>
+    </w:p>
+    <w:p>
+      <w:pPr>
+        <w:pStyle w:val="1"/>
+        <w:rPr>
+          <w:rFonts w:hint="eastAsia"/>
+        </w:rPr>
+      </w:pPr>
+      <w:r>
+        <w:rPr>
+          <w:rFonts w:hint="eastAsia"/>
+        </w:rPr>
+        <w:t>系统设置</w:t>
+      </w:r>
+    </w:p>
+    <w:p>
+      <w:pPr>
+        <w:rPr>
+          <w:rFonts w:hint="eastAsia"/>
+        </w:rPr>
+      </w:pPr>
+    </w:p>
     <w:p>
       <w:pPr>
         <w:pStyle w:val="2"/>
-      </w:pPr>
-      <w:r>
-        <w:rPr>
-          <w:rFonts w:hint="eastAsia"/>
-        </w:rPr>
-        <w:t>注释字体颜色设置</w:t>
-      </w:r>
-    </w:p>
-    <w:p>
-      <w:r>
-        <w:rPr>
-          <w:rFonts w:hint="eastAsia"/>
-        </w:rPr>
-        <w:t xml:space="preserve"> </w:t>
-      </w:r>
+        <w:rPr>
+          <w:rFonts w:hint="eastAsia"/>
+        </w:rPr>
+      </w:pPr>
+      <w:r>
+        <w:rPr>
+          <w:rFonts w:hint="eastAsia"/>
+        </w:rPr>
+        <w:t>快捷键设置</w:t>
+      </w:r>
+    </w:p>
+    <w:p>
+      <w:pPr>
+        <w:rPr>
+          <w:rFonts w:hint="eastAsia"/>
+        </w:rPr>
+      </w:pPr>
       <w:r>
         <w:rPr>
           <w:noProof/>
         </w:rPr>
         <w:drawing>
-          <wp:inline distT="0" distB="0" distL="0" distR="0" wp14:anchorId="39E3A21D" wp14:editId="6CCF0B19">
-            <wp:extent cx="2725615" cy="1818510"/>
+          <wp:inline distT="0" distB="0" distL="0" distR="0" wp14:anchorId="7EC897D0" wp14:editId="27CC11DF">
+            <wp:extent cx="3528216" cy="1875693"/>
             <wp:effectExtent l="0" t="0" r="0" b="0"/>
-            <wp:docPr id="4" name="图片 4"/>
+            <wp:docPr id="8" name="图片 8"/>
             <wp:cNvGraphicFramePr>
               <a:graphicFrameLocks xmlns:a="http://schemas.openxmlformats.org/drawingml/2006/main" noChangeAspect="1"/>
             </wp:cNvGraphicFramePr>
@@ -1779,7 +2302,7 @@
                   <pic:spPr>
                     <a:xfrm>
                       <a:off x="0" y="0"/>
-                      <a:ext cx="2735609" cy="1825178"/>
+                      <a:ext cx="3540156" cy="1882041"/>
                     </a:xfrm>
                     <a:prstGeom prst="rect">
                       <a:avLst/>
@@ -1793,15 +2316,21 @@
       </w:r>
     </w:p>
     <w:p>
+      <w:pPr>
+        <w:rPr>
+          <w:rFonts w:hint="eastAsia"/>
+        </w:rPr>
+      </w:pPr>
       <w:r>
         <w:rPr>
           <w:noProof/>
         </w:rPr>
+        <w:lastRenderedPageBreak/>
         <w:drawing>
-          <wp:inline distT="0" distB="0" distL="0" distR="0" wp14:anchorId="5DE9B2BE" wp14:editId="697B1C2E">
-            <wp:extent cx="2988565" cy="2661139"/>
-            <wp:effectExtent l="0" t="0" r="2540" b="6350"/>
-            <wp:docPr id="3" name="图片 3"/>
+          <wp:inline distT="0" distB="0" distL="0" distR="0" wp14:anchorId="36D5B955" wp14:editId="1CB64E59">
+            <wp:extent cx="4472172" cy="2373923"/>
+            <wp:effectExtent l="0" t="0" r="5080" b="7620"/>
+            <wp:docPr id="7" name="图片 7"/>
             <wp:cNvGraphicFramePr>
               <a:graphicFrameLocks xmlns:a="http://schemas.openxmlformats.org/drawingml/2006/main" noChangeAspect="1"/>
             </wp:cNvGraphicFramePr>
@@ -1821,6 +2350,127 @@
                   <pic:spPr>
                     <a:xfrm>
                       <a:off x="0" y="0"/>
+                      <a:ext cx="4476890" cy="2376427"/>
+                    </a:xfrm>
+                    <a:prstGeom prst="rect">
+                      <a:avLst/>
+                    </a:prstGeom>
+                  </pic:spPr>
+                </pic:pic>
+              </a:graphicData>
+            </a:graphic>
+          </wp:inline>
+        </w:drawing>
+      </w:r>
+    </w:p>
+    <w:p>
+      <w:pPr>
+        <w:rPr>
+          <w:rFonts w:hint="eastAsia"/>
+        </w:rPr>
+      </w:pPr>
+    </w:p>
+    <w:p>
+      <w:pPr>
+        <w:pStyle w:val="2"/>
+        <w:rPr>
+          <w:rFonts w:hint="eastAsia"/>
+        </w:rPr>
+      </w:pPr>
+      <w:r>
+        <w:rPr>
+          <w:rFonts w:hint="eastAsia"/>
+        </w:rPr>
+        <w:t>注释字体颜色设置</w:t>
+      </w:r>
+    </w:p>
+    <w:p>
+      <w:pPr>
+        <w:rPr>
+          <w:rFonts w:hint="eastAsia"/>
+        </w:rPr>
+      </w:pPr>
+      <w:r>
+        <w:rPr>
+          <w:rFonts w:hint="eastAsia"/>
+        </w:rPr>
+        <w:t xml:space="preserve"> </w:t>
+      </w:r>
+      <w:r>
+        <w:rPr>
+          <w:noProof/>
+        </w:rPr>
+        <w:drawing>
+          <wp:inline distT="0" distB="0" distL="0" distR="0" wp14:anchorId="39E3A21D" wp14:editId="6CCF0B19">
+            <wp:extent cx="2725615" cy="1818510"/>
+            <wp:effectExtent l="0" t="0" r="0" b="0"/>
+            <wp:docPr id="4" name="图片 4"/>
+            <wp:cNvGraphicFramePr>
+              <a:graphicFrameLocks xmlns:a="http://schemas.openxmlformats.org/drawingml/2006/main" noChangeAspect="1"/>
+            </wp:cNvGraphicFramePr>
+            <a:graphic xmlns:a="http://schemas.openxmlformats.org/drawingml/2006/main">
+              <a:graphicData uri="http://schemas.openxmlformats.org/drawingml/2006/picture">
+                <pic:pic xmlns:pic="http://schemas.openxmlformats.org/drawingml/2006/picture">
+                  <pic:nvPicPr>
+                    <pic:cNvPr id="1" name=""/>
+                    <pic:cNvPicPr/>
+                  </pic:nvPicPr>
+                  <pic:blipFill>
+                    <a:blip r:embed="rId33"/>
+                    <a:stretch>
+                      <a:fillRect/>
+                    </a:stretch>
+                  </pic:blipFill>
+                  <pic:spPr>
+                    <a:xfrm>
+                      <a:off x="0" y="0"/>
+                      <a:ext cx="2735609" cy="1825178"/>
+                    </a:xfrm>
+                    <a:prstGeom prst="rect">
+                      <a:avLst/>
+                    </a:prstGeom>
+                  </pic:spPr>
+                </pic:pic>
+              </a:graphicData>
+            </a:graphic>
+          </wp:inline>
+        </w:drawing>
+      </w:r>
+    </w:p>
+    <w:p>
+      <w:pPr>
+        <w:rPr>
+          <w:rFonts w:hint="eastAsia"/>
+        </w:rPr>
+      </w:pPr>
+      <w:r>
+        <w:rPr>
+          <w:noProof/>
+        </w:rPr>
+        <w:drawing>
+          <wp:inline distT="0" distB="0" distL="0" distR="0" wp14:anchorId="5DE9B2BE" wp14:editId="697B1C2E">
+            <wp:extent cx="2988565" cy="2661139"/>
+            <wp:effectExtent l="0" t="0" r="2540" b="6350"/>
+            <wp:docPr id="3" name="图片 3"/>
+            <wp:cNvGraphicFramePr>
+              <a:graphicFrameLocks xmlns:a="http://schemas.openxmlformats.org/drawingml/2006/main" noChangeAspect="1"/>
+            </wp:cNvGraphicFramePr>
+            <a:graphic xmlns:a="http://schemas.openxmlformats.org/drawingml/2006/main">
+              <a:graphicData uri="http://schemas.openxmlformats.org/drawingml/2006/picture">
+                <pic:pic xmlns:pic="http://schemas.openxmlformats.org/drawingml/2006/picture">
+                  <pic:nvPicPr>
+                    <pic:cNvPr id="1" name=""/>
+                    <pic:cNvPicPr/>
+                  </pic:nvPicPr>
+                  <pic:blipFill>
+                    <a:blip r:embed="rId34"/>
+                    <a:stretch>
+                      <a:fillRect/>
+                    </a:stretch>
+                  </pic:blipFill>
+                  <pic:spPr>
+                    <a:xfrm>
+                      <a:off x="0" y="0"/>
                       <a:ext cx="2998510" cy="2669995"/>
                     </a:xfrm>
                     <a:prstGeom prst="rect">
@@ -1834,9 +2484,27 @@
         </w:drawing>
       </w:r>
     </w:p>
-    <w:p/>
-    <w:p/>
-    <w:p/>
+    <w:p>
+      <w:pPr>
+        <w:rPr>
+          <w:rFonts w:hint="eastAsia"/>
+        </w:rPr>
+      </w:pPr>
+    </w:p>
+    <w:p>
+      <w:pPr>
+        <w:rPr>
+          <w:rFonts w:hint="eastAsia"/>
+        </w:rPr>
+      </w:pPr>
+    </w:p>
+    <w:p>
+      <w:pPr>
+        <w:rPr>
+          <w:rFonts w:hint="eastAsia"/>
+        </w:rPr>
+      </w:pPr>
+    </w:p>
     <w:sectPr>
       <w:pgSz w:w="11906" w:h="16838"/>
       <w:pgMar w:top="1440" w:right="1800" w:bottom="1440" w:left="1800" w:header="851" w:footer="992" w:gutter="0"/>
@@ -1851,6 +2519,11 @@
 <w:endnotes xmlns:wpc="http://schemas.microsoft.com/office/word/2010/wordprocessingCanvas" xmlns:cx="http://schemas.microsoft.com/office/drawing/2014/chartex" xmlns:cx1="http://schemas.microsoft.com/office/drawing/2015/9/8/chartex" xmlns:cx2="http://schemas.microsoft.com/office/drawing/2015/10/21/chartex" xmlns:cx3="http://schemas.microsoft.com/office/drawing/2016/5/9/chartex" xmlns:cx4="http://schemas.microsoft.com/office/drawing/2016/5/10/chartex" xmlns:cx5="http://schemas.microsoft.com/office/drawing/2016/5/11/chartex" xmlns:cx6="http://schemas.microsoft.com/office/drawing/2016/5/12/chartex" xmlns:cx7="http://schemas.microsoft.com/office/drawing/2016/5/13/chartex" xmlns:cx8="http://schemas.microsoft.com/office/drawing/2016/5/14/chartex" xmlns:mc="http://schemas.openxmlformats.org/markup-compatibility/2006" xmlns:aink="http://schemas.microsoft.com/office/drawing/2016/ink" xmlns:am3d="http://schemas.microsoft.com/office/drawing/2017/model3d" xmlns:o="urn:schemas-microsoft-com:office:office" xmlns:oel="http://schemas.microsoft.com/office/2019/extlst" xmlns:r="http://schemas.openxmlformats.org/officeDocument/2006/relationships" xmlns:m="http://schemas.openxmlformats.org/officeDocument/2006/math" xmlns:v="urn:schemas-microsoft-com:vml" xmlns:wp14="http://schemas.microsoft.com/office/word/2010/wordprocessingDrawing" xmlns:wp="http://schemas.openxmlformats.org/drawingml/2006/wordprocessingDrawing" xmlns:w10="urn:schemas-microsoft-com:office:word" xmlns:w="http://schemas.openxmlformats.org/wordprocessingml/2006/main" xmlns:w14="http://schemas.microsoft.com/office/word/2010/wordml" xmlns:w15="http://schemas.microsoft.com/office/word/2012/wordml" xmlns:w16cex="http://schemas.microsoft.com/office/word/2018/wordml/cex" xmlns:w16cid="http://schemas.microsoft.com/office/word/2016/wordml/cid" xmlns:w16="http://schemas.microsoft.com/office/word/2018/wordml" xmlns:w16du="http://schemas.microsoft.com/office/word/2023/wordml/word16du" xmlns:w16sdtdh="http://schemas.microsoft.com/office/word/2020/wordml/sdtdatahash" xmlns:w16sdtfl="http://schemas.microsoft.com/office/word/2024/wordml/sdtformatlock" xmlns:w16se="http://schemas.microsoft.com/office/word/2015/wordml/symex" xmlns:wpg="http://schemas.microsoft.com/office/word/2010/wordprocessingGroup" xmlns:wpi="http://schemas.microsoft.com/office/word/2010/wordprocessingInk" xmlns:wne="http://schemas.microsoft.com/office/word/2006/wordml" xmlns:wps="http://schemas.microsoft.com/office/word/2010/wordprocessingShape" mc:Ignorable="w14 w15 w16se w16cid w16 w16cex w16sdtdh w16sdtfl w16du wp14">
   <w:endnote w:type="separator" w:id="-1">
     <w:p>
+      <w:pPr>
+        <w:rPr>
+          <w:rFonts w:hint="eastAsia"/>
+        </w:rPr>
+      </w:pPr>
       <w:r>
         <w:separator/>
       </w:r>
@@ -1858,6 +2531,11 @@
   </w:endnote>
   <w:endnote w:type="continuationSeparator" w:id="0">
     <w:p>
+      <w:pPr>
+        <w:rPr>
+          <w:rFonts w:hint="eastAsia"/>
+        </w:rPr>
+      </w:pPr>
       <w:r>
         <w:continuationSeparator/>
       </w:r>
@@ -1870,6 +2548,11 @@
 <w:footnotes xmlns:wpc="http://schemas.microsoft.com/office/word/2010/wordprocessingCanvas" xmlns:cx="http://schemas.microsoft.com/office/drawing/2014/chartex" xmlns:cx1="http://schemas.microsoft.com/office/drawing/2015/9/8/chartex" xmlns:cx2="http://schemas.microsoft.com/office/drawing/2015/10/21/chartex" xmlns:cx3="http://schemas.microsoft.com/office/drawing/2016/5/9/chartex" xmlns:cx4="http://schemas.microsoft.com/office/drawing/2016/5/10/chartex" xmlns:cx5="http://schemas.microsoft.com/office/drawing/2016/5/11/chartex" xmlns:cx6="http://schemas.microsoft.com/office/drawing/2016/5/12/chartex" xmlns:cx7="http://schemas.microsoft.com/office/drawing/2016/5/13/chartex" xmlns:cx8="http://schemas.microsoft.com/office/drawing/2016/5/14/chartex" xmlns:mc="http://schemas.openxmlformats.org/markup-compatibility/2006" xmlns:aink="http://schemas.microsoft.com/office/drawing/2016/ink" xmlns:am3d="http://schemas.microsoft.com/office/drawing/2017/model3d" xmlns:o="urn:schemas-microsoft-com:office:office" xmlns:oel="http://schemas.microsoft.com/office/2019/extlst" xmlns:r="http://schemas.openxmlformats.org/officeDocument/2006/relationships" xmlns:m="http://schemas.openxmlformats.org/officeDocument/2006/math" xmlns:v="urn:schemas-microsoft-com:vml" xmlns:wp14="http://schemas.microsoft.com/office/word/2010/wordprocessingDrawing" xmlns:wp="http://schemas.openxmlformats.org/drawingml/2006/wordprocessingDrawing" xmlns:w10="urn:schemas-microsoft-com:office:word" xmlns:w="http://schemas.openxmlformats.org/wordprocessingml/2006/main" xmlns:w14="http://schemas.microsoft.com/office/word/2010/wordml" xmlns:w15="http://schemas.microsoft.com/office/word/2012/wordml" xmlns:w16cex="http://schemas.microsoft.com/office/word/2018/wordml/cex" xmlns:w16cid="http://schemas.microsoft.com/office/word/2016/wordml/cid" xmlns:w16="http://schemas.microsoft.com/office/word/2018/wordml" xmlns:w16du="http://schemas.microsoft.com/office/word/2023/wordml/word16du" xmlns:w16sdtdh="http://schemas.microsoft.com/office/word/2020/wordml/sdtdatahash" xmlns:w16sdtfl="http://schemas.microsoft.com/office/word/2024/wordml/sdtformatlock" xmlns:w16se="http://schemas.microsoft.com/office/word/2015/wordml/symex" xmlns:wpg="http://schemas.microsoft.com/office/word/2010/wordprocessingGroup" xmlns:wpi="http://schemas.microsoft.com/office/word/2010/wordprocessingInk" xmlns:wne="http://schemas.microsoft.com/office/word/2006/wordml" xmlns:wps="http://schemas.microsoft.com/office/word/2010/wordprocessingShape" mc:Ignorable="w14 w15 w16se w16cid w16 w16cex w16sdtdh w16sdtfl w16du wp14">
   <w:footnote w:type="separator" w:id="-1">
     <w:p>
+      <w:pPr>
+        <w:rPr>
+          <w:rFonts w:hint="eastAsia"/>
+        </w:rPr>
+      </w:pPr>
       <w:r>
         <w:separator/>
       </w:r>
@@ -1877,6 +2560,11 @@
   </w:footnote>
   <w:footnote w:type="continuationSeparator" w:id="0">
     <w:p>
+      <w:pPr>
+        <w:rPr>
+          <w:rFonts w:hint="eastAsia"/>
+        </w:rPr>
+      </w:pPr>
       <w:r>
         <w:continuationSeparator/>
       </w:r>
@@ -2502,6 +3190,29 @@
       <w:szCs w:val="18"/>
     </w:rPr>
   </w:style>
+  <w:style w:type="character" w:styleId="a9">
+    <w:name w:val="Hyperlink"/>
+    <w:basedOn w:val="a1"/>
+    <w:uiPriority w:val="99"/>
+    <w:unhideWhenUsed/>
+    <w:rsid w:val="006D55AE"/>
+    <w:rPr>
+      <w:color w:val="0563C1" w:themeColor="hyperlink"/>
+      <w:u w:val="single"/>
+    </w:rPr>
+  </w:style>
+  <w:style w:type="character" w:styleId="aa">
+    <w:name w:val="Unresolved Mention"/>
+    <w:basedOn w:val="a1"/>
+    <w:uiPriority w:val="99"/>
+    <w:semiHidden/>
+    <w:unhideWhenUsed/>
+    <w:rsid w:val="006D55AE"/>
+    <w:rPr>
+      <w:color w:val="605E5C"/>
+      <w:shd w:val="clear" w:color="auto" w:fill="E1DFDD"/>
+    </w:rPr>
+  </w:style>
 </w:styles>
 </file>
 
